--- a/03_Team_Work/Team1/Milestone_3_Components/1_In_Progress/DC_M3_Team1_EIT_Database_v1.0.docx
+++ b/03_Team_Work/Team1/Milestone_3_Components/1_In_Progress/DC_M3_Team1_EIT_Database_v1.0.docx
@@ -88,32 +88,24 @@
           <w:tcPr>
             <w:tcW w:w="1290" w:type="dxa"/>
             <w:tcBorders>
-              <w:top w:val="single" w:sz="4" w:space="0" w:color="000000"/>
-              <w:left w:val="single" w:sz="4" w:space="0" w:color="000000"/>
-              <w:bottom w:val="single" w:sz="4" w:space="0" w:color="000000"/>
-              <w:right w:val="single" w:sz="4" w:space="0" w:color="FFFFFF"/>
+              <w:top w:val="single" w:sz="4" w:space="0" w:color="000000" w:themeColor="text2"/>
+              <w:left w:val="single" w:sz="4" w:space="0" w:color="000000" w:themeColor="text2"/>
+              <w:bottom w:val="single" w:sz="4" w:space="0" w:color="000000" w:themeColor="text2"/>
+              <w:right w:val="single" w:sz="4" w:space="0" w:color="FFFFFF" w:themeColor="background2"/>
             </w:tcBorders>
-            <w:shd w:val="clear" w:color="auto" w:fill="000000" w:themeFill="text1"/>
+            <w:shd w:val="clear" w:color="auto" w:fill="000000" w:themeFill="text2"/>
             <w:textDirection w:val="tbRl"/>
             <w:vAlign w:val="center"/>
           </w:tcPr>
           <w:p>
             <w:pPr>
               <w:ind w:left="113" w:right="113"/>
-              <w:rPr>
-                <w:rFonts w:eastAsia="Times New Roman" w:cs="Arial"/>
-                <w:lang w:eastAsia="en-US"/>
-              </w:rPr>
-            </w:pPr>
-            <w:r>
-              <w:rPr>
-                <w:rFonts w:eastAsia="Times New Roman" w:cs="Arial"/>
-                <w:b/>
-                <w:bCs/>
-                <w:color w:val="FFFFFF" w:themeColor="background1"/>
-                <w:spacing w:val="40"/>
-                <w:kern w:val="0"/>
-                <w:lang w:eastAsia="en-US" w:bidi="ar-SA"/>
+            </w:pPr>
+            <w:r>
+              <w:rPr>
+                <w:b/>
+                <w:bCs/>
+                <w:color w:val="FFFFFF" w:themeColor="background2"/>
               </w:rPr>
               <w:t>Subcomponent</w:t>
             </w:r>
@@ -123,32 +115,24 @@
           <w:tcPr>
             <w:tcW w:w="1903" w:type="dxa"/>
             <w:tcBorders>
-              <w:top w:val="single" w:sz="4" w:space="0" w:color="000000"/>
-              <w:left w:val="single" w:sz="4" w:space="0" w:color="FFFFFF"/>
-              <w:bottom w:val="single" w:sz="4" w:space="0" w:color="000000"/>
-              <w:right w:val="single" w:sz="4" w:space="0" w:color="FFFFFF"/>
+              <w:top w:val="single" w:sz="4" w:space="0" w:color="000000" w:themeColor="text2"/>
+              <w:left w:val="single" w:sz="4" w:space="0" w:color="FFFFFF" w:themeColor="background2"/>
+              <w:bottom w:val="single" w:sz="4" w:space="0" w:color="000000" w:themeColor="text2"/>
+              <w:right w:val="single" w:sz="4" w:space="0" w:color="FFFFFF" w:themeColor="background2"/>
             </w:tcBorders>
-            <w:shd w:val="clear" w:color="auto" w:fill="000000" w:themeFill="text1"/>
+            <w:shd w:val="clear" w:color="auto" w:fill="000000" w:themeFill="text2"/>
             <w:textDirection w:val="tbRl"/>
             <w:vAlign w:val="center"/>
           </w:tcPr>
           <w:p>
             <w:pPr>
               <w:ind w:left="113" w:right="113"/>
-              <w:rPr>
-                <w:rFonts w:eastAsia="Times New Roman" w:cs="Arial"/>
-                <w:lang w:eastAsia="en-US"/>
-              </w:rPr>
-            </w:pPr>
-            <w:r>
-              <w:rPr>
-                <w:rFonts w:eastAsia="Times New Roman" w:cs="Arial"/>
-                <w:b/>
-                <w:bCs/>
-                <w:color w:val="FFFFFF" w:themeColor="background1"/>
-                <w:spacing w:val="40"/>
-                <w:kern w:val="0"/>
-                <w:lang w:eastAsia="en-US" w:bidi="ar-SA"/>
+            </w:pPr>
+            <w:r>
+              <w:rPr>
+                <w:b/>
+                <w:bCs/>
+                <w:color w:val="FFFFFF" w:themeColor="background2"/>
               </w:rPr>
               <w:t>Entity Name</w:t>
             </w:r>
@@ -158,32 +142,24 @@
           <w:tcPr>
             <w:tcW w:w="1133" w:type="dxa"/>
             <w:tcBorders>
-              <w:top w:val="single" w:sz="4" w:space="0" w:color="000000"/>
-              <w:left w:val="single" w:sz="4" w:space="0" w:color="FFFFFF"/>
-              <w:bottom w:val="single" w:sz="4" w:space="0" w:color="000000"/>
-              <w:right w:val="single" w:sz="4" w:space="0" w:color="FFFFFF"/>
+              <w:top w:val="single" w:sz="4" w:space="0" w:color="000000" w:themeColor="text2"/>
+              <w:left w:val="single" w:sz="4" w:space="0" w:color="FFFFFF" w:themeColor="background2"/>
+              <w:bottom w:val="single" w:sz="4" w:space="0" w:color="000000" w:themeColor="text2"/>
+              <w:right w:val="single" w:sz="4" w:space="0" w:color="FFFFFF" w:themeColor="background2"/>
             </w:tcBorders>
-            <w:shd w:val="clear" w:color="auto" w:fill="000000" w:themeFill="text1"/>
+            <w:shd w:val="clear" w:color="auto" w:fill="000000" w:themeFill="text2"/>
             <w:textDirection w:val="tbRl"/>
             <w:vAlign w:val="center"/>
           </w:tcPr>
           <w:p>
             <w:pPr>
               <w:ind w:left="113" w:right="113"/>
-              <w:rPr>
-                <w:rFonts w:eastAsia="Times New Roman" w:cs="Arial"/>
-                <w:lang w:eastAsia="en-US"/>
-              </w:rPr>
-            </w:pPr>
-            <w:r>
-              <w:rPr>
-                <w:rFonts w:eastAsia="Times New Roman" w:cs="Arial"/>
-                <w:b/>
-                <w:bCs/>
-                <w:color w:val="FFFFFF" w:themeColor="background1"/>
-                <w:spacing w:val="40"/>
-                <w:kern w:val="0"/>
-                <w:lang w:eastAsia="en-US" w:bidi="ar-SA"/>
+            </w:pPr>
+            <w:r>
+              <w:rPr>
+                <w:b/>
+                <w:bCs/>
+                <w:color w:val="FFFFFF" w:themeColor="background2"/>
               </w:rPr>
               <w:t>Entity Type</w:t>
             </w:r>
@@ -193,32 +169,24 @@
           <w:tcPr>
             <w:tcW w:w="1980" w:type="dxa"/>
             <w:tcBorders>
-              <w:top w:val="single" w:sz="4" w:space="0" w:color="000000"/>
-              <w:left w:val="single" w:sz="4" w:space="0" w:color="FFFFFF"/>
-              <w:bottom w:val="single" w:sz="4" w:space="0" w:color="000000"/>
-              <w:right w:val="single" w:sz="4" w:space="0" w:color="FFFFFF"/>
+              <w:top w:val="single" w:sz="4" w:space="0" w:color="000000" w:themeColor="text2"/>
+              <w:left w:val="single" w:sz="4" w:space="0" w:color="FFFFFF" w:themeColor="background2"/>
+              <w:bottom w:val="single" w:sz="4" w:space="0" w:color="000000" w:themeColor="text2"/>
+              <w:right w:val="single" w:sz="4" w:space="0" w:color="FFFFFF" w:themeColor="background2"/>
             </w:tcBorders>
-            <w:shd w:val="clear" w:color="auto" w:fill="000000" w:themeFill="text1"/>
+            <w:shd w:val="clear" w:color="auto" w:fill="000000" w:themeFill="text2"/>
             <w:textDirection w:val="tbRl"/>
             <w:vAlign w:val="center"/>
           </w:tcPr>
           <w:p>
             <w:pPr>
               <w:ind w:left="113" w:right="113"/>
-              <w:rPr>
-                <w:rFonts w:eastAsia="Times New Roman" w:cs="Arial"/>
-                <w:lang w:eastAsia="en-US"/>
-              </w:rPr>
-            </w:pPr>
-            <w:r>
-              <w:rPr>
-                <w:rFonts w:eastAsia="Times New Roman" w:cs="Arial"/>
-                <w:b/>
-                <w:bCs/>
-                <w:color w:val="FFFFFF" w:themeColor="background1"/>
-                <w:spacing w:val="40"/>
-                <w:kern w:val="0"/>
-                <w:lang w:eastAsia="en-US" w:bidi="ar-SA"/>
+            </w:pPr>
+            <w:r>
+              <w:rPr>
+                <w:b/>
+                <w:bCs/>
+                <w:color w:val="FFFFFF" w:themeColor="background2"/>
               </w:rPr>
               <w:t>Description / Purpose</w:t>
             </w:r>
@@ -228,32 +196,24 @@
           <w:tcPr>
             <w:tcW w:w="884" w:type="dxa"/>
             <w:tcBorders>
-              <w:top w:val="single" w:sz="4" w:space="0" w:color="000000"/>
-              <w:left w:val="single" w:sz="4" w:space="0" w:color="FFFFFF"/>
-              <w:bottom w:val="single" w:sz="4" w:space="0" w:color="000000"/>
-              <w:right w:val="single" w:sz="4" w:space="0" w:color="FFFFFF"/>
+              <w:top w:val="single" w:sz="4" w:space="0" w:color="000000" w:themeColor="text2"/>
+              <w:left w:val="single" w:sz="4" w:space="0" w:color="FFFFFF" w:themeColor="background2"/>
+              <w:bottom w:val="single" w:sz="4" w:space="0" w:color="000000" w:themeColor="text2"/>
+              <w:right w:val="single" w:sz="4" w:space="0" w:color="FFFFFF" w:themeColor="background2"/>
             </w:tcBorders>
-            <w:shd w:val="clear" w:color="auto" w:fill="000000" w:themeFill="text1"/>
+            <w:shd w:val="clear" w:color="auto" w:fill="000000" w:themeFill="text2"/>
             <w:textDirection w:val="tbRl"/>
             <w:vAlign w:val="center"/>
           </w:tcPr>
           <w:p>
             <w:pPr>
               <w:ind w:left="113" w:right="113"/>
-              <w:rPr>
-                <w:rFonts w:eastAsia="Times New Roman" w:cs="Arial"/>
-                <w:lang w:eastAsia="en-US"/>
-              </w:rPr>
-            </w:pPr>
-            <w:r>
-              <w:rPr>
-                <w:rFonts w:eastAsia="Times New Roman" w:cs="Arial"/>
-                <w:b/>
-                <w:bCs/>
-                <w:color w:val="FFFFFF" w:themeColor="background1"/>
-                <w:spacing w:val="40"/>
-                <w:kern w:val="0"/>
-                <w:lang w:eastAsia="en-US" w:bidi="ar-SA"/>
+            </w:pPr>
+            <w:r>
+              <w:rPr>
+                <w:b/>
+                <w:bCs/>
+                <w:color w:val="FFFFFF" w:themeColor="background2"/>
               </w:rPr>
               <w:t>Related Requirement(s)</w:t>
             </w:r>
@@ -263,32 +223,24 @@
           <w:tcPr>
             <w:tcW w:w="2160" w:type="dxa"/>
             <w:tcBorders>
-              <w:top w:val="single" w:sz="4" w:space="0" w:color="000000"/>
-              <w:left w:val="single" w:sz="4" w:space="0" w:color="FFFFFF"/>
-              <w:bottom w:val="single" w:sz="4" w:space="0" w:color="000000"/>
-              <w:right w:val="single" w:sz="4" w:space="0" w:color="000000"/>
+              <w:top w:val="single" w:sz="4" w:space="0" w:color="000000" w:themeColor="text2"/>
+              <w:left w:val="single" w:sz="4" w:space="0" w:color="FFFFFF" w:themeColor="background2"/>
+              <w:bottom w:val="single" w:sz="4" w:space="0" w:color="000000" w:themeColor="text2"/>
+              <w:right w:val="single" w:sz="4" w:space="0" w:color="000000" w:themeColor="text2"/>
             </w:tcBorders>
-            <w:shd w:val="clear" w:color="auto" w:fill="000000" w:themeFill="text1"/>
+            <w:shd w:val="clear" w:color="auto" w:fill="000000" w:themeFill="text2"/>
             <w:textDirection w:val="tbRl"/>
             <w:vAlign w:val="center"/>
           </w:tcPr>
           <w:p>
             <w:pPr>
               <w:ind w:left="113" w:right="113"/>
-              <w:rPr>
-                <w:rFonts w:eastAsia="Times New Roman" w:cs="Arial"/>
-                <w:lang w:eastAsia="en-US"/>
-              </w:rPr>
-            </w:pPr>
-            <w:r>
-              <w:rPr>
-                <w:rFonts w:eastAsia="Times New Roman" w:cs="Arial"/>
-                <w:b/>
-                <w:bCs/>
-                <w:color w:val="FFFFFF" w:themeColor="background1"/>
-                <w:spacing w:val="40"/>
-                <w:kern w:val="0"/>
-                <w:lang w:eastAsia="en-US" w:bidi="ar-SA"/>
+            </w:pPr>
+            <w:r>
+              <w:rPr>
+                <w:b/>
+                <w:bCs/>
+                <w:color w:val="FFFFFF" w:themeColor="background2"/>
               </w:rPr>
               <w:t>Collaborators / Related Entities</w:t>
             </w:r>
@@ -299,23 +251,20 @@
         <w:tc>
           <w:tcPr>
             <w:tcW w:w="1290" w:type="dxa"/>
-            <w:shd w:val="clear" w:color="auto" w:fill="CCCCCC" w:themeFill="text1" w:themeFillTint="33"/>
-          </w:tcPr>
-          <w:p>
-            <w:pPr>
-              <w:rPr>
-                <w:rFonts w:eastAsia="Times New Roman" w:cs="Arial"/>
-                <w:b/>
-                <w:bCs/>
-                <w:lang w:eastAsia="en-US"/>
-              </w:rPr>
-            </w:pPr>
-            <w:r>
-              <w:rPr>
-                <w:rFonts w:eastAsia="Times New Roman" w:cs="Arial"/>
-                <w:b/>
-                <w:bCs/>
-                <w:lang w:eastAsia="en-US"/>
+            <w:shd w:val="clear" w:color="auto" w:fill="CCCCCC"/>
+          </w:tcPr>
+          <w:p>
+            <w:pPr>
+              <w:rPr>
+                <w:b/>
+                <w:bCs/>
+              </w:rPr>
+            </w:pPr>
+            <w:r>
+              <w:rPr>
+                <w:b/>
+                <w:bCs/>
+                <w:color w:val="000000" w:themeColor="text2"/>
               </w:rPr>
               <w:t>Query Layer</w:t>
             </w:r>
@@ -324,42 +273,26 @@
         <w:tc>
           <w:tcPr>
             <w:tcW w:w="1903" w:type="dxa"/>
-            <w:shd w:val="clear" w:color="auto" w:fill="CCCCCC" w:themeFill="text1" w:themeFillTint="33"/>
-          </w:tcPr>
-          <w:p>
-            <w:pPr>
-              <w:rPr>
-                <w:rFonts w:eastAsia="Times New Roman" w:cs="Arial"/>
-                <w:lang w:eastAsia="en-US"/>
-              </w:rPr>
-            </w:pPr>
-            <w:proofErr w:type="spellStart"/>
-            <w:r>
-              <w:rPr>
-                <w:rFonts w:eastAsia="Times New Roman" w:cs="Arial"/>
-                <w:lang w:eastAsia="en-US"/>
+            <w:shd w:val="clear" w:color="auto" w:fill="CCCCCC"/>
+          </w:tcPr>
+          <w:p>
+            <w:r>
+              <w:rPr>
+                <w:color w:val="000000" w:themeColor="text2"/>
               </w:rPr>
               <w:t>QueryProcessor</w:t>
             </w:r>
-            <w:proofErr w:type="spellEnd"/>
           </w:p>
         </w:tc>
         <w:tc>
           <w:tcPr>
             <w:tcW w:w="1133" w:type="dxa"/>
-            <w:shd w:val="clear" w:color="auto" w:fill="CCCCCC" w:themeFill="text1" w:themeFillTint="33"/>
-          </w:tcPr>
-          <w:p>
-            <w:pPr>
-              <w:rPr>
-                <w:rFonts w:eastAsia="Times New Roman" w:cs="Arial"/>
-                <w:lang w:eastAsia="en-US"/>
-              </w:rPr>
-            </w:pPr>
-            <w:r>
-              <w:rPr>
-                <w:rFonts w:eastAsia="Times New Roman" w:cs="Arial"/>
-                <w:lang w:eastAsia="en-US"/>
+            <w:shd w:val="clear" w:color="auto" w:fill="CCCCCC"/>
+          </w:tcPr>
+          <w:p>
+            <w:r>
+              <w:rPr>
+                <w:color w:val="000000" w:themeColor="text2"/>
               </w:rPr>
               <w:t>Class</w:t>
             </w:r>
@@ -368,19 +301,12 @@
         <w:tc>
           <w:tcPr>
             <w:tcW w:w="1980" w:type="dxa"/>
-            <w:shd w:val="clear" w:color="auto" w:fill="CCCCCC" w:themeFill="text1" w:themeFillTint="33"/>
-          </w:tcPr>
-          <w:p>
-            <w:pPr>
-              <w:rPr>
-                <w:rFonts w:eastAsia="Times New Roman" w:cs="Arial"/>
-                <w:lang w:eastAsia="en-US"/>
-              </w:rPr>
-            </w:pPr>
-            <w:r>
-              <w:rPr>
-                <w:rFonts w:eastAsia="Times New Roman" w:cs="Arial"/>
-                <w:lang w:eastAsia="en-US"/>
+            <w:shd w:val="clear" w:color="auto" w:fill="CCCCCC"/>
+          </w:tcPr>
+          <w:p>
+            <w:r>
+              <w:rPr>
+                <w:color w:val="000000" w:themeColor="text2"/>
               </w:rPr>
               <w:t>Coordinates execution of database queries.</w:t>
             </w:r>
@@ -389,20 +315,14 @@
         <w:tc>
           <w:tcPr>
             <w:tcW w:w="884" w:type="dxa"/>
-            <w:shd w:val="clear" w:color="auto" w:fill="CCCCCC" w:themeFill="text1" w:themeFillTint="33"/>
-          </w:tcPr>
-          <w:p>
-            <w:pPr>
+            <w:shd w:val="clear" w:color="auto" w:fill="CCCCCC"/>
+          </w:tcPr>
+          <w:p>
+            <w:r>
               <w:rPr>
                 <w:rFonts w:eastAsia="Times New Roman" w:cs="Times New Roman"/>
                 <w:lang w:eastAsia="en-US"/>
               </w:rPr>
-            </w:pPr>
-            <w:r>
-              <w:rPr>
-                <w:rFonts w:eastAsia="Times New Roman" w:cs="Times New Roman"/>
-                <w:lang w:eastAsia="en-US"/>
-              </w:rPr>
               <w:t>3.1.3, 2.5.9</w:t>
             </w:r>
           </w:p>
@@ -410,15 +330,12 @@
         <w:tc>
           <w:tcPr>
             <w:tcW w:w="2160" w:type="dxa"/>
-            <w:shd w:val="clear" w:color="auto" w:fill="CCCCCC" w:themeFill="text1" w:themeFillTint="33"/>
-          </w:tcPr>
-          <w:p>
-            <w:pPr>
-              <w:rPr>
-                <w:rFonts w:eastAsia="Times New Roman" w:cs="Times New Roman"/>
-                <w:lang w:eastAsia="en-US"/>
-              </w:rPr>
-            </w:pPr>
+            <w:shd w:val="clear" w:color="auto" w:fill="CCCCCC"/>
+          </w:tcPr>
+          <w:p>
+            <w:r>
+              <w:t xml:space="preserve"> </w:t>
+            </w:r>
           </w:p>
         </w:tc>
       </w:tr>
@@ -430,18 +347,14 @@
           <w:p>
             <w:pPr>
               <w:rPr>
-                <w:rFonts w:eastAsia="Times New Roman" w:cs="Arial"/>
-                <w:b/>
-                <w:bCs/>
-                <w:lang w:eastAsia="en-US"/>
-              </w:rPr>
-            </w:pPr>
-            <w:r>
-              <w:rPr>
-                <w:rFonts w:eastAsia="Times New Roman" w:cs="Arial"/>
-                <w:b/>
-                <w:bCs/>
-                <w:lang w:eastAsia="en-US"/>
+                <w:b/>
+                <w:bCs/>
+              </w:rPr>
+            </w:pPr>
+            <w:r>
+              <w:rPr>
+                <w:b/>
+                <w:bCs/>
               </w:rPr>
               <w:t>Query Layer</w:t>
             </w:r>
@@ -452,21 +365,9 @@
             <w:tcW w:w="1903" w:type="dxa"/>
           </w:tcPr>
           <w:p>
-            <w:pPr>
-              <w:rPr>
-                <w:rFonts w:eastAsia="Times New Roman" w:cs="Arial"/>
-                <w:lang w:eastAsia="en-US"/>
-              </w:rPr>
-            </w:pPr>
-            <w:proofErr w:type="spellStart"/>
-            <w:r>
-              <w:rPr>
-                <w:rFonts w:eastAsia="Times New Roman" w:cs="Arial"/>
-                <w:lang w:eastAsia="en-US"/>
-              </w:rPr>
+            <w:r>
               <w:t>SQLParser</w:t>
             </w:r>
-            <w:proofErr w:type="spellEnd"/>
           </w:p>
         </w:tc>
         <w:tc>
@@ -474,17 +375,7 @@
             <w:tcW w:w="1133" w:type="dxa"/>
           </w:tcPr>
           <w:p>
-            <w:pPr>
-              <w:rPr>
-                <w:rFonts w:eastAsia="Times New Roman" w:cs="Arial"/>
-                <w:lang w:eastAsia="en-US"/>
-              </w:rPr>
-            </w:pPr>
-            <w:r>
-              <w:rPr>
-                <w:rFonts w:eastAsia="Times New Roman" w:cs="Arial"/>
-                <w:lang w:eastAsia="en-US"/>
-              </w:rPr>
+            <w:r>
               <w:t>Class</w:t>
             </w:r>
           </w:p>
@@ -494,34 +385,8 @@
             <w:tcW w:w="1980" w:type="dxa"/>
           </w:tcPr>
           <w:p>
-            <w:pPr>
-              <w:rPr>
-                <w:rFonts w:eastAsia="Times New Roman" w:cs="Arial"/>
-                <w:lang w:eastAsia="en-US"/>
-              </w:rPr>
-            </w:pPr>
-            <w:r>
-              <w:rPr>
-                <w:rFonts w:eastAsia="Times New Roman" w:cs="Arial"/>
-                <w:lang w:eastAsia="en-US"/>
-              </w:rPr>
-              <w:t xml:space="preserve">Converts </w:t>
-            </w:r>
-            <w:proofErr w:type="spellStart"/>
-            <w:r>
-              <w:rPr>
-                <w:rFonts w:eastAsia="Times New Roman" w:cs="Arial"/>
-                <w:lang w:eastAsia="en-US"/>
-              </w:rPr>
-              <w:t>SQLStatements</w:t>
-            </w:r>
-            <w:proofErr w:type="spellEnd"/>
-            <w:r>
-              <w:rPr>
-                <w:rFonts w:eastAsia="Times New Roman" w:cs="Arial"/>
-                <w:lang w:eastAsia="en-US"/>
-              </w:rPr>
-              <w:t xml:space="preserve"> into executable search queries.</w:t>
+            <w:r>
+              <w:t>Converts SQLStatements into executable search queries.</w:t>
             </w:r>
           </w:p>
         </w:tc>
@@ -530,25 +395,12 @@
             <w:tcW w:w="884" w:type="dxa"/>
           </w:tcPr>
           <w:p>
-            <w:pPr>
+            <w:r>
               <w:rPr>
                 <w:rFonts w:eastAsia="Times New Roman" w:cs="Times New Roman"/>
                 <w:lang w:eastAsia="en-US"/>
               </w:rPr>
-            </w:pPr>
-            <w:r>
-              <w:rPr>
-                <w:rFonts w:eastAsia="Times New Roman" w:cs="Times New Roman"/>
-                <w:lang w:eastAsia="en-US"/>
-              </w:rPr>
-              <w:t>3.1.3</w:t>
-            </w:r>
-            <w:r>
-              <w:rPr>
-                <w:rFonts w:eastAsia="Times New Roman" w:cs="Times New Roman"/>
-                <w:lang w:eastAsia="en-US"/>
-              </w:rPr>
-              <w:t>, 2.5.9</w:t>
+              <w:t>3.1.3, 2.5.9</w:t>
             </w:r>
           </w:p>
         </w:tc>
@@ -557,37 +409,9 @@
             <w:tcW w:w="2160" w:type="dxa"/>
           </w:tcPr>
           <w:p>
-            <w:pPr>
-              <w:rPr>
-                <w:rFonts w:eastAsia="Times New Roman" w:cs="Times New Roman"/>
-                <w:lang w:eastAsia="en-US"/>
-              </w:rPr>
-            </w:pPr>
-            <w:proofErr w:type="spellStart"/>
-            <w:r>
-              <w:rPr>
-                <w:rFonts w:eastAsia="Times New Roman" w:cs="Times New Roman"/>
-                <w:lang w:eastAsia="en-US"/>
-              </w:rPr>
-              <w:t>QueryProcessor</w:t>
-            </w:r>
-            <w:proofErr w:type="spellEnd"/>
-            <w:r>
-              <w:rPr>
-                <w:rFonts w:eastAsia="Times New Roman" w:cs="Times New Roman"/>
-                <w:lang w:eastAsia="en-US"/>
-              </w:rPr>
-              <w:t xml:space="preserve">, </w:t>
-            </w:r>
-            <w:proofErr w:type="spellStart"/>
-            <w:r>
-              <w:rPr>
-                <w:rFonts w:eastAsia="Times New Roman" w:cs="Times New Roman"/>
-                <w:lang w:eastAsia="en-US"/>
-              </w:rPr>
-              <w:t>ExecutionPlan</w:t>
-            </w:r>
-            <w:proofErr w:type="spellEnd"/>
+            <w:r>
+              <w:t>QueryProcessor, ExecutionPlan</w:t>
+            </w:r>
           </w:p>
         </w:tc>
       </w:tr>
@@ -595,23 +419,20 @@
         <w:tc>
           <w:tcPr>
             <w:tcW w:w="1290" w:type="dxa"/>
-            <w:shd w:val="clear" w:color="auto" w:fill="CCCCCC" w:themeFill="text1" w:themeFillTint="33"/>
-          </w:tcPr>
-          <w:p>
-            <w:pPr>
-              <w:rPr>
-                <w:rFonts w:eastAsia="Times New Roman" w:cs="Arial"/>
-                <w:b/>
-                <w:bCs/>
-                <w:lang w:eastAsia="en-US"/>
-              </w:rPr>
-            </w:pPr>
-            <w:r>
-              <w:rPr>
-                <w:rFonts w:eastAsia="Times New Roman" w:cs="Arial"/>
-                <w:b/>
-                <w:bCs/>
-                <w:lang w:eastAsia="en-US"/>
+            <w:shd w:val="clear" w:color="auto" w:fill="CCCCCC"/>
+          </w:tcPr>
+          <w:p>
+            <w:pPr>
+              <w:rPr>
+                <w:b/>
+                <w:bCs/>
+              </w:rPr>
+            </w:pPr>
+            <w:r>
+              <w:rPr>
+                <w:b/>
+                <w:bCs/>
+                <w:color w:val="000000" w:themeColor="text2"/>
               </w:rPr>
               <w:t>Query Layer</w:t>
             </w:r>
@@ -620,42 +441,26 @@
         <w:tc>
           <w:tcPr>
             <w:tcW w:w="1903" w:type="dxa"/>
-            <w:shd w:val="clear" w:color="auto" w:fill="CCCCCC" w:themeFill="text1" w:themeFillTint="33"/>
-          </w:tcPr>
-          <w:p>
-            <w:pPr>
-              <w:rPr>
-                <w:rFonts w:eastAsia="Times New Roman" w:cs="Arial"/>
-                <w:lang w:eastAsia="en-US"/>
-              </w:rPr>
-            </w:pPr>
-            <w:proofErr w:type="spellStart"/>
-            <w:r>
-              <w:rPr>
-                <w:rFonts w:eastAsia="Times New Roman" w:cs="Arial"/>
-                <w:lang w:eastAsia="en-US"/>
+            <w:shd w:val="clear" w:color="auto" w:fill="CCCCCC"/>
+          </w:tcPr>
+          <w:p>
+            <w:r>
+              <w:rPr>
+                <w:color w:val="000000" w:themeColor="text2"/>
               </w:rPr>
               <w:t>QueryOptimizer</w:t>
             </w:r>
-            <w:proofErr w:type="spellEnd"/>
           </w:p>
         </w:tc>
         <w:tc>
           <w:tcPr>
             <w:tcW w:w="1133" w:type="dxa"/>
-            <w:shd w:val="clear" w:color="auto" w:fill="CCCCCC" w:themeFill="text1" w:themeFillTint="33"/>
-          </w:tcPr>
-          <w:p>
-            <w:pPr>
-              <w:rPr>
-                <w:rFonts w:eastAsia="Times New Roman" w:cs="Arial"/>
-                <w:lang w:eastAsia="en-US"/>
-              </w:rPr>
-            </w:pPr>
-            <w:r>
-              <w:rPr>
-                <w:rFonts w:eastAsia="Times New Roman" w:cs="Arial"/>
-                <w:lang w:eastAsia="en-US"/>
+            <w:shd w:val="clear" w:color="auto" w:fill="CCCCCC"/>
+          </w:tcPr>
+          <w:p>
+            <w:r>
+              <w:rPr>
+                <w:color w:val="000000" w:themeColor="text2"/>
               </w:rPr>
               <w:t>Class</w:t>
             </w:r>
@@ -664,19 +469,12 @@
         <w:tc>
           <w:tcPr>
             <w:tcW w:w="1980" w:type="dxa"/>
-            <w:shd w:val="clear" w:color="auto" w:fill="CCCCCC" w:themeFill="text1" w:themeFillTint="33"/>
-          </w:tcPr>
-          <w:p>
-            <w:pPr>
-              <w:rPr>
-                <w:rFonts w:eastAsia="Times New Roman" w:cs="Arial"/>
-                <w:lang w:eastAsia="en-US"/>
-              </w:rPr>
-            </w:pPr>
-            <w:r>
-              <w:rPr>
-                <w:rFonts w:eastAsia="Times New Roman" w:cs="Arial"/>
-                <w:lang w:eastAsia="en-US"/>
+            <w:shd w:val="clear" w:color="auto" w:fill="CCCCCC"/>
+          </w:tcPr>
+          <w:p>
+            <w:r>
+              <w:rPr>
+                <w:color w:val="000000" w:themeColor="text2"/>
               </w:rPr>
               <w:t>Determines the most efficient query execution strategy.</w:t>
             </w:r>
@@ -685,68 +483,30 @@
         <w:tc>
           <w:tcPr>
             <w:tcW w:w="884" w:type="dxa"/>
-            <w:shd w:val="clear" w:color="auto" w:fill="CCCCCC" w:themeFill="text1" w:themeFillTint="33"/>
-          </w:tcPr>
-          <w:p>
-            <w:pPr>
+            <w:shd w:val="clear" w:color="auto" w:fill="CCCCCC"/>
+          </w:tcPr>
+          <w:p>
+            <w:r>
               <w:rPr>
                 <w:rFonts w:eastAsia="Times New Roman" w:cs="Times New Roman"/>
                 <w:lang w:eastAsia="en-US"/>
               </w:rPr>
-            </w:pPr>
-            <w:r>
-              <w:rPr>
-                <w:rFonts w:eastAsia="Times New Roman" w:cs="Times New Roman"/>
-                <w:lang w:eastAsia="en-US"/>
-              </w:rPr>
-              <w:t>3.1.3</w:t>
-            </w:r>
-            <w:r>
-              <w:rPr>
-                <w:rFonts w:eastAsia="Times New Roman" w:cs="Times New Roman"/>
-                <w:lang w:eastAsia="en-US"/>
-              </w:rPr>
-              <w:t>, 2.5.9</w:t>
+              <w:t>3.1.3, 2.5.9</w:t>
             </w:r>
           </w:p>
         </w:tc>
         <w:tc>
           <w:tcPr>
             <w:tcW w:w="2160" w:type="dxa"/>
-            <w:shd w:val="clear" w:color="auto" w:fill="CCCCCC" w:themeFill="text1" w:themeFillTint="33"/>
-          </w:tcPr>
-          <w:p>
-            <w:pPr>
-              <w:rPr>
-                <w:rFonts w:eastAsia="Times New Roman" w:cs="Times New Roman"/>
-                <w:lang w:eastAsia="en-US"/>
-              </w:rPr>
-            </w:pPr>
-            <w:proofErr w:type="spellStart"/>
-            <w:r>
-              <w:rPr>
-                <w:rFonts w:eastAsia="Times New Roman" w:cs="Times New Roman"/>
-                <w:lang w:eastAsia="en-US"/>
-              </w:rPr>
-              <w:t>SQLParser</w:t>
-            </w:r>
-            <w:proofErr w:type="spellEnd"/>
-            <w:r>
-              <w:rPr>
-                <w:rFonts w:eastAsia="Times New Roman" w:cs="Times New Roman"/>
-                <w:lang w:eastAsia="en-US"/>
-              </w:rPr>
-              <w:t xml:space="preserve">, </w:t>
-            </w:r>
-            <w:proofErr w:type="spellStart"/>
-            <w:r>
-              <w:rPr>
-                <w:rFonts w:eastAsia="Times New Roman" w:cs="Times New Roman"/>
-                <w:lang w:eastAsia="en-US"/>
-              </w:rPr>
-              <w:t>ExecutionPlan</w:t>
-            </w:r>
-            <w:proofErr w:type="spellEnd"/>
+            <w:shd w:val="clear" w:color="auto" w:fill="CCCCCC"/>
+          </w:tcPr>
+          <w:p>
+            <w:r>
+              <w:rPr>
+                <w:color w:val="000000" w:themeColor="text2"/>
+              </w:rPr>
+              <w:t>SQLParser, ExecutionPlan</w:t>
+            </w:r>
           </w:p>
         </w:tc>
       </w:tr>
@@ -758,18 +518,14 @@
           <w:p>
             <w:pPr>
               <w:rPr>
-                <w:rFonts w:eastAsia="Times New Roman" w:cs="Arial"/>
-                <w:b/>
-                <w:bCs/>
-                <w:lang w:eastAsia="en-US"/>
-              </w:rPr>
-            </w:pPr>
-            <w:r>
-              <w:rPr>
-                <w:rFonts w:eastAsia="Times New Roman" w:cs="Arial"/>
-                <w:b/>
-                <w:bCs/>
-                <w:lang w:eastAsia="en-US"/>
+                <w:b/>
+                <w:bCs/>
+              </w:rPr>
+            </w:pPr>
+            <w:r>
+              <w:rPr>
+                <w:b/>
+                <w:bCs/>
               </w:rPr>
               <w:t>Query Layer</w:t>
             </w:r>
@@ -780,21 +536,9 @@
             <w:tcW w:w="1903" w:type="dxa"/>
           </w:tcPr>
           <w:p>
-            <w:pPr>
-              <w:rPr>
-                <w:rFonts w:eastAsia="Times New Roman" w:cs="Arial"/>
-                <w:lang w:eastAsia="en-US"/>
-              </w:rPr>
-            </w:pPr>
-            <w:proofErr w:type="spellStart"/>
-            <w:r>
-              <w:rPr>
-                <w:rFonts w:eastAsia="Times New Roman" w:cs="Arial"/>
-                <w:lang w:eastAsia="en-US"/>
-              </w:rPr>
+            <w:r>
               <w:t>ExecutionPlan</w:t>
             </w:r>
-            <w:proofErr w:type="spellEnd"/>
           </w:p>
         </w:tc>
         <w:tc>
@@ -802,17 +546,7 @@
             <w:tcW w:w="1133" w:type="dxa"/>
           </w:tcPr>
           <w:p>
-            <w:pPr>
-              <w:rPr>
-                <w:rFonts w:eastAsia="Times New Roman" w:cs="Arial"/>
-                <w:lang w:eastAsia="en-US"/>
-              </w:rPr>
-            </w:pPr>
-            <w:r>
-              <w:rPr>
-                <w:rFonts w:eastAsia="Times New Roman" w:cs="Arial"/>
-                <w:lang w:eastAsia="en-US"/>
-              </w:rPr>
+            <w:r>
               <w:t>Object</w:t>
             </w:r>
           </w:p>
@@ -822,17 +556,7 @@
             <w:tcW w:w="1980" w:type="dxa"/>
           </w:tcPr>
           <w:p>
-            <w:pPr>
-              <w:rPr>
-                <w:rFonts w:eastAsia="Times New Roman" w:cs="Arial"/>
-                <w:lang w:eastAsia="en-US"/>
-              </w:rPr>
-            </w:pPr>
-            <w:r>
-              <w:rPr>
-                <w:rFonts w:eastAsia="Times New Roman" w:cs="Arial"/>
-                <w:lang w:eastAsia="en-US"/>
-              </w:rPr>
+            <w:r>
               <w:t>Stores the generated plan used to execute a query.</w:t>
             </w:r>
           </w:p>
@@ -842,25 +566,12 @@
             <w:tcW w:w="884" w:type="dxa"/>
           </w:tcPr>
           <w:p>
-            <w:pPr>
+            <w:r>
               <w:rPr>
                 <w:rFonts w:eastAsia="Times New Roman" w:cs="Times New Roman"/>
                 <w:lang w:eastAsia="en-US"/>
               </w:rPr>
-            </w:pPr>
-            <w:r>
-              <w:rPr>
-                <w:rFonts w:eastAsia="Times New Roman" w:cs="Times New Roman"/>
-                <w:lang w:eastAsia="en-US"/>
-              </w:rPr>
-              <w:t>3.1.3</w:t>
-            </w:r>
-            <w:r>
-              <w:rPr>
-                <w:rFonts w:eastAsia="Times New Roman" w:cs="Times New Roman"/>
-                <w:lang w:eastAsia="en-US"/>
-              </w:rPr>
-              <w:t>, 2.5.9</w:t>
+              <w:t>3.1.3, 2.5.9</w:t>
             </w:r>
           </w:p>
         </w:tc>
@@ -869,37 +580,9 @@
             <w:tcW w:w="2160" w:type="dxa"/>
           </w:tcPr>
           <w:p>
-            <w:pPr>
-              <w:rPr>
-                <w:rFonts w:eastAsia="Times New Roman" w:cs="Times New Roman"/>
-                <w:lang w:eastAsia="en-US"/>
-              </w:rPr>
-            </w:pPr>
-            <w:proofErr w:type="spellStart"/>
-            <w:r>
-              <w:rPr>
-                <w:rFonts w:eastAsia="Times New Roman" w:cs="Times New Roman"/>
-                <w:lang w:eastAsia="en-US"/>
-              </w:rPr>
-              <w:t>QueryOptimizer</w:t>
-            </w:r>
-            <w:proofErr w:type="spellEnd"/>
-            <w:r>
-              <w:rPr>
-                <w:rFonts w:eastAsia="Times New Roman" w:cs="Times New Roman"/>
-                <w:lang w:eastAsia="en-US"/>
-              </w:rPr>
-              <w:t xml:space="preserve">, </w:t>
-            </w:r>
-            <w:proofErr w:type="spellStart"/>
-            <w:r>
-              <w:rPr>
-                <w:rFonts w:eastAsia="Times New Roman" w:cs="Times New Roman"/>
-                <w:lang w:eastAsia="en-US"/>
-              </w:rPr>
-              <w:t>QueryExecutor</w:t>
-            </w:r>
-            <w:proofErr w:type="spellEnd"/>
+            <w:r>
+              <w:t>QueryOptimizer, QueryExecutor</w:t>
+            </w:r>
           </w:p>
         </w:tc>
       </w:tr>
@@ -907,23 +590,20 @@
         <w:tc>
           <w:tcPr>
             <w:tcW w:w="1290" w:type="dxa"/>
-            <w:shd w:val="clear" w:color="auto" w:fill="CCCCCC" w:themeFill="text1" w:themeFillTint="33"/>
-          </w:tcPr>
-          <w:p>
-            <w:pPr>
-              <w:rPr>
-                <w:rFonts w:eastAsia="Times New Roman" w:cs="Arial"/>
-                <w:b/>
-                <w:bCs/>
-                <w:lang w:eastAsia="en-US"/>
-              </w:rPr>
-            </w:pPr>
-            <w:r>
-              <w:rPr>
-                <w:rFonts w:eastAsia="Times New Roman" w:cs="Arial"/>
-                <w:b/>
-                <w:bCs/>
-                <w:lang w:eastAsia="en-US"/>
+            <w:shd w:val="clear" w:color="auto" w:fill="CCCCCC"/>
+          </w:tcPr>
+          <w:p>
+            <w:pPr>
+              <w:rPr>
+                <w:b/>
+                <w:bCs/>
+              </w:rPr>
+            </w:pPr>
+            <w:r>
+              <w:rPr>
+                <w:b/>
+                <w:bCs/>
+                <w:color w:val="000000" w:themeColor="text2"/>
               </w:rPr>
               <w:t>Query Layer</w:t>
             </w:r>
@@ -932,42 +612,26 @@
         <w:tc>
           <w:tcPr>
             <w:tcW w:w="1903" w:type="dxa"/>
-            <w:shd w:val="clear" w:color="auto" w:fill="CCCCCC" w:themeFill="text1" w:themeFillTint="33"/>
-          </w:tcPr>
-          <w:p>
-            <w:pPr>
-              <w:rPr>
-                <w:rFonts w:eastAsia="Times New Roman" w:cs="Arial"/>
-                <w:lang w:eastAsia="en-US"/>
-              </w:rPr>
-            </w:pPr>
-            <w:proofErr w:type="spellStart"/>
-            <w:r>
-              <w:rPr>
-                <w:rFonts w:eastAsia="Times New Roman" w:cs="Arial"/>
-                <w:lang w:eastAsia="en-US"/>
+            <w:shd w:val="clear" w:color="auto" w:fill="CCCCCC"/>
+          </w:tcPr>
+          <w:p>
+            <w:r>
+              <w:rPr>
+                <w:color w:val="000000" w:themeColor="text2"/>
               </w:rPr>
               <w:t>ResultSet</w:t>
             </w:r>
-            <w:proofErr w:type="spellEnd"/>
           </w:p>
         </w:tc>
         <w:tc>
           <w:tcPr>
             <w:tcW w:w="1133" w:type="dxa"/>
-            <w:shd w:val="clear" w:color="auto" w:fill="CCCCCC" w:themeFill="text1" w:themeFillTint="33"/>
-          </w:tcPr>
-          <w:p>
-            <w:pPr>
-              <w:rPr>
-                <w:rFonts w:eastAsia="Times New Roman" w:cs="Arial"/>
-                <w:lang w:eastAsia="en-US"/>
-              </w:rPr>
-            </w:pPr>
-            <w:r>
-              <w:rPr>
-                <w:rFonts w:eastAsia="Times New Roman" w:cs="Arial"/>
-                <w:lang w:eastAsia="en-US"/>
+            <w:shd w:val="clear" w:color="auto" w:fill="CCCCCC"/>
+          </w:tcPr>
+          <w:p>
+            <w:r>
+              <w:rPr>
+                <w:color w:val="000000" w:themeColor="text2"/>
               </w:rPr>
               <w:t>Object</w:t>
             </w:r>
@@ -976,19 +640,12 @@
         <w:tc>
           <w:tcPr>
             <w:tcW w:w="1980" w:type="dxa"/>
-            <w:shd w:val="clear" w:color="auto" w:fill="CCCCCC" w:themeFill="text1" w:themeFillTint="33"/>
-          </w:tcPr>
-          <w:p>
-            <w:pPr>
-              <w:rPr>
-                <w:rFonts w:eastAsia="Times New Roman" w:cs="Arial"/>
-                <w:lang w:eastAsia="en-US"/>
-              </w:rPr>
-            </w:pPr>
-            <w:r>
-              <w:rPr>
-                <w:rFonts w:eastAsia="Times New Roman" w:cs="Arial"/>
-                <w:lang w:eastAsia="en-US"/>
+            <w:shd w:val="clear" w:color="auto" w:fill="CCCCCC"/>
+          </w:tcPr>
+          <w:p>
+            <w:r>
+              <w:rPr>
+                <w:color w:val="000000" w:themeColor="text2"/>
               </w:rPr>
               <w:t>Contains records returned from a completed query.</w:t>
             </w:r>
@@ -997,52 +654,30 @@
         <w:tc>
           <w:tcPr>
             <w:tcW w:w="884" w:type="dxa"/>
-            <w:shd w:val="clear" w:color="auto" w:fill="CCCCCC" w:themeFill="text1" w:themeFillTint="33"/>
-          </w:tcPr>
-          <w:p>
-            <w:pPr>
+            <w:shd w:val="clear" w:color="auto" w:fill="CCCCCC"/>
+          </w:tcPr>
+          <w:p>
+            <w:r>
               <w:rPr>
                 <w:rFonts w:eastAsia="Times New Roman" w:cs="Times New Roman"/>
                 <w:lang w:eastAsia="en-US"/>
               </w:rPr>
-            </w:pPr>
-            <w:r>
-              <w:rPr>
-                <w:rFonts w:eastAsia="Times New Roman" w:cs="Times New Roman"/>
-                <w:lang w:eastAsia="en-US"/>
-              </w:rPr>
-              <w:t>3.1.3</w:t>
-            </w:r>
-            <w:r>
-              <w:rPr>
-                <w:rFonts w:eastAsia="Times New Roman" w:cs="Times New Roman"/>
-                <w:lang w:eastAsia="en-US"/>
-              </w:rPr>
-              <w:t>, 2.5.9</w:t>
+              <w:t>3.1.3, 2.5.9</w:t>
             </w:r>
           </w:p>
         </w:tc>
         <w:tc>
           <w:tcPr>
             <w:tcW w:w="2160" w:type="dxa"/>
-            <w:shd w:val="clear" w:color="auto" w:fill="CCCCCC" w:themeFill="text1" w:themeFillTint="33"/>
-          </w:tcPr>
-          <w:p>
-            <w:pPr>
-              <w:rPr>
-                <w:rFonts w:eastAsia="Times New Roman" w:cs="Times New Roman"/>
-                <w:lang w:eastAsia="en-US"/>
-              </w:rPr>
-            </w:pPr>
-            <w:proofErr w:type="spellStart"/>
-            <w:r>
-              <w:rPr>
-                <w:rFonts w:eastAsia="Times New Roman" w:cs="Times New Roman"/>
-                <w:lang w:eastAsia="en-US"/>
+            <w:shd w:val="clear" w:color="auto" w:fill="CCCCCC"/>
+          </w:tcPr>
+          <w:p>
+            <w:r>
+              <w:rPr>
+                <w:color w:val="000000" w:themeColor="text2"/>
               </w:rPr>
               <w:t>QueryExecutor</w:t>
             </w:r>
-            <w:proofErr w:type="spellEnd"/>
           </w:p>
         </w:tc>
       </w:tr>
@@ -1054,18 +689,14 @@
           <w:p>
             <w:pPr>
               <w:rPr>
-                <w:rFonts w:eastAsia="Times New Roman" w:cs="Arial"/>
-                <w:b/>
-                <w:bCs/>
-                <w:lang w:eastAsia="en-US"/>
-              </w:rPr>
-            </w:pPr>
-            <w:r>
-              <w:rPr>
-                <w:rFonts w:eastAsia="Times New Roman" w:cs="Arial"/>
-                <w:b/>
-                <w:bCs/>
-                <w:lang w:eastAsia="en-US"/>
+                <w:b/>
+                <w:bCs/>
+              </w:rPr>
+            </w:pPr>
+            <w:r>
+              <w:rPr>
+                <w:b/>
+                <w:bCs/>
               </w:rPr>
               <w:t>Query Layer</w:t>
             </w:r>
@@ -1076,27 +707,8 @@
             <w:tcW w:w="1903" w:type="dxa"/>
           </w:tcPr>
           <w:p>
-            <w:pPr>
-              <w:rPr>
-                <w:rFonts w:eastAsia="Times New Roman" w:cs="Arial"/>
-                <w:lang w:eastAsia="en-US"/>
-              </w:rPr>
-            </w:pPr>
-            <w:proofErr w:type="spellStart"/>
-            <w:r>
-              <w:rPr>
-                <w:rFonts w:eastAsia="Times New Roman" w:cs="Arial"/>
-                <w:lang w:eastAsia="en-US"/>
-              </w:rPr>
-              <w:t>ExecuteQuery</w:t>
-            </w:r>
-            <w:proofErr w:type="spellEnd"/>
-            <w:r>
-              <w:rPr>
-                <w:rFonts w:eastAsia="Times New Roman" w:cs="Arial"/>
-                <w:lang w:eastAsia="en-US"/>
-              </w:rPr>
-              <w:t>()</w:t>
+            <w:r>
+              <w:t>ExecuteQuery()</w:t>
             </w:r>
           </w:p>
         </w:tc>
@@ -1105,17 +717,7 @@
             <w:tcW w:w="1133" w:type="dxa"/>
           </w:tcPr>
           <w:p>
-            <w:pPr>
-              <w:rPr>
-                <w:rFonts w:eastAsia="Times New Roman" w:cs="Arial"/>
-                <w:lang w:eastAsia="en-US"/>
-              </w:rPr>
-            </w:pPr>
-            <w:r>
-              <w:rPr>
-                <w:rFonts w:eastAsia="Times New Roman" w:cs="Arial"/>
-                <w:lang w:eastAsia="en-US"/>
-              </w:rPr>
+            <w:r>
               <w:t>Method</w:t>
             </w:r>
           </w:p>
@@ -1125,17 +727,7 @@
             <w:tcW w:w="1980" w:type="dxa"/>
           </w:tcPr>
           <w:p>
-            <w:pPr>
-              <w:rPr>
-                <w:rFonts w:eastAsia="Times New Roman" w:cs="Arial"/>
-                <w:lang w:eastAsia="en-US"/>
-              </w:rPr>
-            </w:pPr>
-            <w:r>
-              <w:rPr>
-                <w:rFonts w:eastAsia="Times New Roman" w:cs="Arial"/>
-                <w:lang w:eastAsia="en-US"/>
-              </w:rPr>
+            <w:r>
               <w:t>Processes and executes an incoming query request.</w:t>
             </w:r>
           </w:p>
@@ -1145,25 +737,12 @@
             <w:tcW w:w="884" w:type="dxa"/>
           </w:tcPr>
           <w:p>
-            <w:pPr>
+            <w:r>
               <w:rPr>
                 <w:rFonts w:eastAsia="Times New Roman" w:cs="Times New Roman"/>
                 <w:lang w:eastAsia="en-US"/>
               </w:rPr>
-            </w:pPr>
-            <w:r>
-              <w:rPr>
-                <w:rFonts w:eastAsia="Times New Roman" w:cs="Times New Roman"/>
-                <w:lang w:eastAsia="en-US"/>
-              </w:rPr>
-              <w:t>3.1.3</w:t>
-            </w:r>
-            <w:r>
-              <w:rPr>
-                <w:rFonts w:eastAsia="Times New Roman" w:cs="Times New Roman"/>
-                <w:lang w:eastAsia="en-US"/>
-              </w:rPr>
-              <w:t>, 2.5.9</w:t>
+              <w:t>3.1.3, 2.5.9</w:t>
             </w:r>
           </w:p>
         </w:tc>
@@ -1172,21 +751,9 @@
             <w:tcW w:w="2160" w:type="dxa"/>
           </w:tcPr>
           <w:p>
-            <w:pPr>
-              <w:rPr>
-                <w:rFonts w:eastAsia="Times New Roman" w:cs="Times New Roman"/>
-                <w:lang w:eastAsia="en-US"/>
-              </w:rPr>
-            </w:pPr>
-            <w:proofErr w:type="spellStart"/>
-            <w:r>
-              <w:rPr>
-                <w:rFonts w:eastAsia="Times New Roman" w:cs="Times New Roman"/>
-                <w:lang w:eastAsia="en-US"/>
-              </w:rPr>
+            <w:r>
               <w:t>QueryProcessor</w:t>
             </w:r>
-            <w:proofErr w:type="spellEnd"/>
           </w:p>
         </w:tc>
       </w:tr>
@@ -1194,23 +761,20 @@
         <w:tc>
           <w:tcPr>
             <w:tcW w:w="1290" w:type="dxa"/>
-            <w:shd w:val="clear" w:color="auto" w:fill="CCCCCC" w:themeFill="text1" w:themeFillTint="33"/>
-          </w:tcPr>
-          <w:p>
-            <w:pPr>
-              <w:rPr>
-                <w:rFonts w:eastAsia="Times New Roman" w:cs="Arial"/>
-                <w:b/>
-                <w:bCs/>
-                <w:lang w:eastAsia="en-US"/>
-              </w:rPr>
-            </w:pPr>
-            <w:r>
-              <w:rPr>
-                <w:rFonts w:eastAsia="Times New Roman" w:cs="Arial"/>
-                <w:b/>
-                <w:bCs/>
-                <w:lang w:eastAsia="en-US"/>
+            <w:shd w:val="clear" w:color="auto" w:fill="CCCCCC"/>
+          </w:tcPr>
+          <w:p>
+            <w:pPr>
+              <w:rPr>
+                <w:b/>
+                <w:bCs/>
+              </w:rPr>
+            </w:pPr>
+            <w:r>
+              <w:rPr>
+                <w:b/>
+                <w:bCs/>
+                <w:color w:val="000000" w:themeColor="text2"/>
               </w:rPr>
               <w:t>Query Layer</w:t>
             </w:r>
@@ -1219,49 +783,26 @@
         <w:tc>
           <w:tcPr>
             <w:tcW w:w="1903" w:type="dxa"/>
-            <w:shd w:val="clear" w:color="auto" w:fill="CCCCCC" w:themeFill="text1" w:themeFillTint="33"/>
-          </w:tcPr>
-          <w:p>
-            <w:pPr>
-              <w:rPr>
-                <w:rFonts w:eastAsia="Times New Roman" w:cs="Arial"/>
-                <w:lang w:eastAsia="en-US"/>
-              </w:rPr>
-            </w:pPr>
-            <w:proofErr w:type="spellStart"/>
-            <w:r>
-              <w:rPr>
-                <w:rFonts w:eastAsia="Times New Roman" w:cs="Arial"/>
-                <w:lang w:eastAsia="en-US"/>
-              </w:rPr>
-              <w:t>FetchResults</w:t>
-            </w:r>
-            <w:proofErr w:type="spellEnd"/>
-            <w:r>
-              <w:rPr>
-                <w:rFonts w:eastAsia="Times New Roman" w:cs="Arial"/>
-                <w:lang w:eastAsia="en-US"/>
-              </w:rPr>
-              <w:t>()</w:t>
+            <w:shd w:val="clear" w:color="auto" w:fill="CCCCCC"/>
+          </w:tcPr>
+          <w:p>
+            <w:r>
+              <w:rPr>
+                <w:color w:val="000000" w:themeColor="text2"/>
+              </w:rPr>
+              <w:t>FetchResults()</w:t>
             </w:r>
           </w:p>
         </w:tc>
         <w:tc>
           <w:tcPr>
             <w:tcW w:w="1133" w:type="dxa"/>
-            <w:shd w:val="clear" w:color="auto" w:fill="CCCCCC" w:themeFill="text1" w:themeFillTint="33"/>
-          </w:tcPr>
-          <w:p>
-            <w:pPr>
-              <w:rPr>
-                <w:rFonts w:eastAsia="Times New Roman" w:cs="Arial"/>
-                <w:lang w:eastAsia="en-US"/>
-              </w:rPr>
-            </w:pPr>
-            <w:r>
-              <w:rPr>
-                <w:rFonts w:eastAsia="Times New Roman" w:cs="Arial"/>
-                <w:lang w:eastAsia="en-US"/>
+            <w:shd w:val="clear" w:color="auto" w:fill="CCCCCC"/>
+          </w:tcPr>
+          <w:p>
+            <w:r>
+              <w:rPr>
+                <w:color w:val="000000" w:themeColor="text2"/>
               </w:rPr>
               <w:t>Method</w:t>
             </w:r>
@@ -1270,19 +811,12 @@
         <w:tc>
           <w:tcPr>
             <w:tcW w:w="1980" w:type="dxa"/>
-            <w:shd w:val="clear" w:color="auto" w:fill="CCCCCC" w:themeFill="text1" w:themeFillTint="33"/>
-          </w:tcPr>
-          <w:p>
-            <w:pPr>
-              <w:rPr>
-                <w:rFonts w:eastAsia="Times New Roman" w:cs="Arial"/>
-                <w:lang w:eastAsia="en-US"/>
-              </w:rPr>
-            </w:pPr>
-            <w:r>
-              <w:rPr>
-                <w:rFonts w:eastAsia="Times New Roman" w:cs="Arial"/>
-                <w:lang w:eastAsia="en-US"/>
+            <w:shd w:val="clear" w:color="auto" w:fill="CCCCCC"/>
+          </w:tcPr>
+          <w:p>
+            <w:r>
+              <w:rPr>
+                <w:color w:val="000000" w:themeColor="text2"/>
               </w:rPr>
               <w:t>Retrieves the query results for the service</w:t>
             </w:r>
@@ -1291,52 +825,30 @@
         <w:tc>
           <w:tcPr>
             <w:tcW w:w="884" w:type="dxa"/>
-            <w:shd w:val="clear" w:color="auto" w:fill="CCCCCC" w:themeFill="text1" w:themeFillTint="33"/>
-          </w:tcPr>
-          <w:p>
-            <w:pPr>
+            <w:shd w:val="clear" w:color="auto" w:fill="CCCCCC"/>
+          </w:tcPr>
+          <w:p>
+            <w:r>
               <w:rPr>
                 <w:rFonts w:eastAsia="Times New Roman" w:cs="Times New Roman"/>
                 <w:lang w:eastAsia="en-US"/>
               </w:rPr>
-            </w:pPr>
-            <w:r>
-              <w:rPr>
-                <w:rFonts w:eastAsia="Times New Roman" w:cs="Times New Roman"/>
-                <w:lang w:eastAsia="en-US"/>
-              </w:rPr>
-              <w:t>3.1.3</w:t>
-            </w:r>
-            <w:r>
-              <w:rPr>
-                <w:rFonts w:eastAsia="Times New Roman" w:cs="Times New Roman"/>
-                <w:lang w:eastAsia="en-US"/>
-              </w:rPr>
-              <w:t>, 2.5.9</w:t>
+              <w:t>3.1.3, 2.5.9</w:t>
             </w:r>
           </w:p>
         </w:tc>
         <w:tc>
           <w:tcPr>
             <w:tcW w:w="2160" w:type="dxa"/>
-            <w:shd w:val="clear" w:color="auto" w:fill="CCCCCC" w:themeFill="text1" w:themeFillTint="33"/>
-          </w:tcPr>
-          <w:p>
-            <w:pPr>
-              <w:rPr>
-                <w:rFonts w:eastAsia="Times New Roman" w:cs="Times New Roman"/>
-                <w:lang w:eastAsia="en-US"/>
-              </w:rPr>
-            </w:pPr>
-            <w:proofErr w:type="spellStart"/>
-            <w:r>
-              <w:rPr>
-                <w:rFonts w:eastAsia="Times New Roman" w:cs="Times New Roman"/>
-                <w:lang w:eastAsia="en-US"/>
+            <w:shd w:val="clear" w:color="auto" w:fill="CCCCCC"/>
+          </w:tcPr>
+          <w:p>
+            <w:r>
+              <w:rPr>
+                <w:color w:val="000000" w:themeColor="text2"/>
               </w:rPr>
               <w:t>ResultSet</w:t>
             </w:r>
-            <w:proofErr w:type="spellEnd"/>
           </w:p>
         </w:tc>
       </w:tr>
@@ -1348,18 +860,14 @@
           <w:p>
             <w:pPr>
               <w:rPr>
-                <w:rFonts w:eastAsia="Times New Roman" w:cs="Arial"/>
-                <w:b/>
-                <w:bCs/>
-                <w:lang w:eastAsia="en-US"/>
-              </w:rPr>
-            </w:pPr>
-            <w:r>
-              <w:rPr>
-                <w:rFonts w:eastAsia="Times New Roman" w:cs="Arial"/>
-                <w:b/>
-                <w:bCs/>
-                <w:lang w:eastAsia="en-US"/>
+                <w:b/>
+                <w:bCs/>
+              </w:rPr>
+            </w:pPr>
+            <w:r>
+              <w:rPr>
+                <w:b/>
+                <w:bCs/>
               </w:rPr>
               <w:t>Query Layer</w:t>
             </w:r>
@@ -1370,27 +878,8 @@
             <w:tcW w:w="1903" w:type="dxa"/>
           </w:tcPr>
           <w:p>
-            <w:pPr>
-              <w:rPr>
-                <w:rFonts w:eastAsia="Times New Roman" w:cs="Arial"/>
-                <w:lang w:eastAsia="en-US"/>
-              </w:rPr>
-            </w:pPr>
-            <w:proofErr w:type="spellStart"/>
-            <w:r>
-              <w:rPr>
-                <w:rFonts w:eastAsia="Times New Roman" w:cs="Arial"/>
-                <w:lang w:eastAsia="en-US"/>
-              </w:rPr>
-              <w:t>ParseSQL</w:t>
-            </w:r>
-            <w:proofErr w:type="spellEnd"/>
-            <w:r>
-              <w:rPr>
-                <w:rFonts w:eastAsia="Times New Roman" w:cs="Arial"/>
-                <w:lang w:eastAsia="en-US"/>
-              </w:rPr>
-              <w:t>()</w:t>
+            <w:r>
+              <w:t>ParseSQL()</w:t>
             </w:r>
           </w:p>
         </w:tc>
@@ -1399,17 +888,7 @@
             <w:tcW w:w="1133" w:type="dxa"/>
           </w:tcPr>
           <w:p>
-            <w:pPr>
-              <w:rPr>
-                <w:rFonts w:eastAsia="Times New Roman" w:cs="Arial"/>
-                <w:lang w:eastAsia="en-US"/>
-              </w:rPr>
-            </w:pPr>
-            <w:r>
-              <w:rPr>
-                <w:rFonts w:eastAsia="Times New Roman" w:cs="Arial"/>
-                <w:lang w:eastAsia="en-US"/>
-              </w:rPr>
+            <w:r>
               <w:t>Method</w:t>
             </w:r>
           </w:p>
@@ -1419,17 +898,7 @@
             <w:tcW w:w="1980" w:type="dxa"/>
           </w:tcPr>
           <w:p>
-            <w:pPr>
-              <w:rPr>
-                <w:rFonts w:eastAsia="Times New Roman" w:cs="Arial"/>
-                <w:lang w:eastAsia="en-US"/>
-              </w:rPr>
-            </w:pPr>
-            <w:r>
-              <w:rPr>
-                <w:rFonts w:eastAsia="Times New Roman" w:cs="Arial"/>
-                <w:lang w:eastAsia="en-US"/>
-              </w:rPr>
+            <w:r>
               <w:t>Parse SQL syntax into internal structures.</w:t>
             </w:r>
           </w:p>
@@ -1439,25 +908,12 @@
             <w:tcW w:w="884" w:type="dxa"/>
           </w:tcPr>
           <w:p>
-            <w:pPr>
+            <w:r>
               <w:rPr>
                 <w:rFonts w:eastAsia="Times New Roman" w:cs="Times New Roman"/>
                 <w:lang w:eastAsia="en-US"/>
               </w:rPr>
-            </w:pPr>
-            <w:r>
-              <w:rPr>
-                <w:rFonts w:eastAsia="Times New Roman" w:cs="Times New Roman"/>
-                <w:lang w:eastAsia="en-US"/>
-              </w:rPr>
-              <w:t>3.1.3</w:t>
-            </w:r>
-            <w:r>
-              <w:rPr>
-                <w:rFonts w:eastAsia="Times New Roman" w:cs="Times New Roman"/>
-                <w:lang w:eastAsia="en-US"/>
-              </w:rPr>
-              <w:t>, 2.5.9</w:t>
+              <w:t>3.1.3, 2.5.9</w:t>
             </w:r>
           </w:p>
         </w:tc>
@@ -1466,27 +922,8 @@
             <w:tcW w:w="2160" w:type="dxa"/>
           </w:tcPr>
           <w:p>
-            <w:pPr>
-              <w:rPr>
-                <w:rFonts w:eastAsia="Times New Roman" w:cs="Times New Roman"/>
-                <w:lang w:eastAsia="en-US"/>
-              </w:rPr>
-            </w:pPr>
-            <w:proofErr w:type="spellStart"/>
-            <w:r>
-              <w:rPr>
-                <w:rFonts w:eastAsia="Times New Roman" w:cs="Times New Roman"/>
-                <w:lang w:eastAsia="en-US"/>
-              </w:rPr>
+            <w:r>
               <w:t>SQLParser</w:t>
-            </w:r>
-            <w:proofErr w:type="spellEnd"/>
-            <w:r>
-              <w:rPr>
-                <w:rFonts w:eastAsia="Times New Roman" w:cs="Times New Roman"/>
-                <w:lang w:eastAsia="en-US"/>
-              </w:rPr>
-              <w:t>,</w:t>
             </w:r>
           </w:p>
         </w:tc>
@@ -1495,23 +932,20 @@
         <w:tc>
           <w:tcPr>
             <w:tcW w:w="1290" w:type="dxa"/>
-            <w:shd w:val="clear" w:color="auto" w:fill="CCCCCC" w:themeFill="text1" w:themeFillTint="33"/>
-          </w:tcPr>
-          <w:p>
-            <w:pPr>
-              <w:rPr>
-                <w:rFonts w:eastAsia="Times New Roman" w:cs="Arial"/>
-                <w:b/>
-                <w:bCs/>
-                <w:lang w:eastAsia="en-US"/>
-              </w:rPr>
-            </w:pPr>
-            <w:r>
-              <w:rPr>
-                <w:rFonts w:eastAsia="Times New Roman" w:cs="Arial"/>
-                <w:b/>
-                <w:bCs/>
-                <w:lang w:eastAsia="en-US"/>
+            <w:shd w:val="clear" w:color="auto" w:fill="CCCCCC"/>
+          </w:tcPr>
+          <w:p>
+            <w:pPr>
+              <w:rPr>
+                <w:b/>
+                <w:bCs/>
+              </w:rPr>
+            </w:pPr>
+            <w:r>
+              <w:rPr>
+                <w:b/>
+                <w:bCs/>
+                <w:color w:val="000000" w:themeColor="text2"/>
               </w:rPr>
               <w:t>Query Layer</w:t>
             </w:r>
@@ -1520,49 +954,26 @@
         <w:tc>
           <w:tcPr>
             <w:tcW w:w="1903" w:type="dxa"/>
-            <w:shd w:val="clear" w:color="auto" w:fill="CCCCCC" w:themeFill="text1" w:themeFillTint="33"/>
-          </w:tcPr>
-          <w:p>
-            <w:pPr>
-              <w:rPr>
-                <w:rFonts w:eastAsia="Times New Roman" w:cs="Arial"/>
-                <w:lang w:eastAsia="en-US"/>
-              </w:rPr>
-            </w:pPr>
-            <w:proofErr w:type="spellStart"/>
-            <w:r>
-              <w:rPr>
-                <w:rFonts w:eastAsia="Times New Roman" w:cs="Arial"/>
-                <w:lang w:eastAsia="en-US"/>
-              </w:rPr>
-              <w:t>OptimizeQuery</w:t>
-            </w:r>
-            <w:proofErr w:type="spellEnd"/>
-            <w:r>
-              <w:rPr>
-                <w:rFonts w:eastAsia="Times New Roman" w:cs="Arial"/>
-                <w:lang w:eastAsia="en-US"/>
-              </w:rPr>
-              <w:t>()</w:t>
+            <w:shd w:val="clear" w:color="auto" w:fill="CCCCCC"/>
+          </w:tcPr>
+          <w:p>
+            <w:r>
+              <w:rPr>
+                <w:color w:val="000000" w:themeColor="text2"/>
+              </w:rPr>
+              <w:t>OptimizeQuery()</w:t>
             </w:r>
           </w:p>
         </w:tc>
         <w:tc>
           <w:tcPr>
             <w:tcW w:w="1133" w:type="dxa"/>
-            <w:shd w:val="clear" w:color="auto" w:fill="CCCCCC" w:themeFill="text1" w:themeFillTint="33"/>
-          </w:tcPr>
-          <w:p>
-            <w:pPr>
-              <w:rPr>
-                <w:rFonts w:eastAsia="Times New Roman" w:cs="Arial"/>
-                <w:lang w:eastAsia="en-US"/>
-              </w:rPr>
-            </w:pPr>
-            <w:r>
-              <w:rPr>
-                <w:rFonts w:eastAsia="Times New Roman" w:cs="Arial"/>
-                <w:lang w:eastAsia="en-US"/>
+            <w:shd w:val="clear" w:color="auto" w:fill="CCCCCC"/>
+          </w:tcPr>
+          <w:p>
+            <w:r>
+              <w:rPr>
+                <w:color w:val="000000" w:themeColor="text2"/>
               </w:rPr>
               <w:t>Method</w:t>
             </w:r>
@@ -1571,19 +982,12 @@
         <w:tc>
           <w:tcPr>
             <w:tcW w:w="1980" w:type="dxa"/>
-            <w:shd w:val="clear" w:color="auto" w:fill="CCCCCC" w:themeFill="text1" w:themeFillTint="33"/>
-          </w:tcPr>
-          <w:p>
-            <w:pPr>
-              <w:rPr>
-                <w:rFonts w:eastAsia="Times New Roman" w:cs="Arial"/>
-                <w:lang w:eastAsia="en-US"/>
-              </w:rPr>
-            </w:pPr>
-            <w:r>
-              <w:rPr>
-                <w:rFonts w:eastAsia="Times New Roman" w:cs="Arial"/>
-                <w:lang w:eastAsia="en-US"/>
+            <w:shd w:val="clear" w:color="auto" w:fill="CCCCCC"/>
+          </w:tcPr>
+          <w:p>
+            <w:r>
+              <w:rPr>
+                <w:color w:val="000000" w:themeColor="text2"/>
               </w:rPr>
               <w:t>Generates an optimized execution plan.</w:t>
             </w:r>
@@ -1592,58 +996,29 @@
         <w:tc>
           <w:tcPr>
             <w:tcW w:w="884" w:type="dxa"/>
-            <w:shd w:val="clear" w:color="auto" w:fill="CCCCCC" w:themeFill="text1" w:themeFillTint="33"/>
-          </w:tcPr>
-          <w:p>
-            <w:pPr>
+            <w:shd w:val="clear" w:color="auto" w:fill="CCCCCC"/>
+          </w:tcPr>
+          <w:p>
+            <w:r>
               <w:rPr>
                 <w:rFonts w:eastAsia="Times New Roman" w:cs="Times New Roman"/>
                 <w:lang w:eastAsia="en-US"/>
               </w:rPr>
-            </w:pPr>
-            <w:r>
-              <w:rPr>
-                <w:rFonts w:eastAsia="Times New Roman" w:cs="Times New Roman"/>
-                <w:lang w:eastAsia="en-US"/>
-              </w:rPr>
-              <w:t>3.1.3</w:t>
-            </w:r>
-            <w:r>
-              <w:rPr>
-                <w:rFonts w:eastAsia="Times New Roman" w:cs="Times New Roman"/>
-                <w:lang w:eastAsia="en-US"/>
-              </w:rPr>
-              <w:t>, 2.5.9</w:t>
+              <w:t>3.1.3, 2.5.9</w:t>
             </w:r>
           </w:p>
         </w:tc>
         <w:tc>
           <w:tcPr>
             <w:tcW w:w="2160" w:type="dxa"/>
-            <w:shd w:val="clear" w:color="auto" w:fill="CCCCCC" w:themeFill="text1" w:themeFillTint="33"/>
-          </w:tcPr>
-          <w:p>
-            <w:pPr>
-              <w:rPr>
-                <w:rFonts w:eastAsia="Times New Roman" w:cs="Times New Roman"/>
-                <w:lang w:eastAsia="en-US"/>
-              </w:rPr>
-            </w:pPr>
-            <w:proofErr w:type="spellStart"/>
-            <w:r>
-              <w:rPr>
-                <w:rFonts w:eastAsia="Times New Roman" w:cs="Times New Roman"/>
-                <w:lang w:eastAsia="en-US"/>
+            <w:shd w:val="clear" w:color="auto" w:fill="CCCCCC"/>
+          </w:tcPr>
+          <w:p>
+            <w:r>
+              <w:rPr>
+                <w:color w:val="000000" w:themeColor="text2"/>
               </w:rPr>
               <w:t>QueryOptimizer</w:t>
-            </w:r>
-            <w:proofErr w:type="spellEnd"/>
-            <w:r>
-              <w:rPr>
-                <w:rFonts w:eastAsia="Times New Roman" w:cs="Times New Roman"/>
-                <w:lang w:eastAsia="en-US"/>
-              </w:rPr>
-              <w:t>,</w:t>
             </w:r>
           </w:p>
         </w:tc>
@@ -1932,6 +1307,182 @@
         <w:tc>
           <w:tcPr>
             <w:tcW w:w="1290" w:type="dxa"/>
+            <w:shd w:val="clear" w:color="auto" w:fill="FFFFFF"/>
+          </w:tcPr>
+          <w:p>
+            <w:pPr>
+              <w:rPr>
+                <w:rFonts w:eastAsia="Times New Roman" w:cs="Arial"/>
+                <w:lang w:eastAsia="en-US"/>
+              </w:rPr>
+            </w:pPr>
+            <w:r>
+              <w:rPr>
+                <w:b/>
+                <w:bCs/>
+                <w:kern w:val="0"/>
+                <w:szCs w:val="22"/>
+                <w:lang w:bidi="ar-SA"/>
+              </w:rPr>
+              <w:t>Data Layer</w:t>
+            </w:r>
+          </w:p>
+        </w:tc>
+        <w:tc>
+          <w:tcPr>
+            <w:tcW w:w="1903" w:type="dxa"/>
+            <w:shd w:val="clear" w:color="auto" w:fill="FFFFFF"/>
+          </w:tcPr>
+          <w:p>
+            <w:pPr>
+              <w:rPr>
+                <w:rFonts w:eastAsia="Times New Roman" w:cs="Arial"/>
+                <w:lang w:eastAsia="en-US"/>
+              </w:rPr>
+            </w:pPr>
+            <w:proofErr w:type="spellStart"/>
+            <w:r>
+              <w:rPr>
+                <w:kern w:val="0"/>
+                <w:szCs w:val="22"/>
+                <w:lang w:bidi="ar-SA"/>
+              </w:rPr>
+              <w:t>UserProfile</w:t>
+            </w:r>
+            <w:proofErr w:type="spellEnd"/>
+          </w:p>
+        </w:tc>
+        <w:tc>
+          <w:tcPr>
+            <w:tcW w:w="1133" w:type="dxa"/>
+            <w:shd w:val="clear" w:color="auto" w:fill="FFFFFF"/>
+          </w:tcPr>
+          <w:p>
+            <w:pPr>
+              <w:rPr>
+                <w:rFonts w:eastAsia="Times New Roman" w:cs="Arial"/>
+                <w:lang w:eastAsia="en-US"/>
+              </w:rPr>
+            </w:pPr>
+            <w:r>
+              <w:rPr>
+                <w:kern w:val="0"/>
+                <w:szCs w:val="22"/>
+                <w:lang w:bidi="ar-SA"/>
+              </w:rPr>
+              <w:t>Data Table</w:t>
+            </w:r>
+          </w:p>
+        </w:tc>
+        <w:tc>
+          <w:tcPr>
+            <w:tcW w:w="1980" w:type="dxa"/>
+            <w:shd w:val="clear" w:color="auto" w:fill="FFFFFF"/>
+          </w:tcPr>
+          <w:p>
+            <w:pPr>
+              <w:rPr>
+                <w:rFonts w:eastAsia="Times New Roman" w:cs="Arial"/>
+                <w:lang w:eastAsia="en-US"/>
+              </w:rPr>
+            </w:pPr>
+            <w:r>
+              <w:rPr>
+                <w:kern w:val="0"/>
+                <w:szCs w:val="22"/>
+                <w:lang w:bidi="ar-SA"/>
+              </w:rPr>
+              <w:t>Stores persistent student and company user profile data accessible by the system.</w:t>
+            </w:r>
+          </w:p>
+        </w:tc>
+        <w:tc>
+          <w:tcPr>
+            <w:tcW w:w="884" w:type="dxa"/>
+            <w:shd w:val="clear" w:color="auto" w:fill="FFFFFF"/>
+          </w:tcPr>
+          <w:p>
+            <w:pPr>
+              <w:rPr>
+                <w:rFonts w:eastAsia="Times New Roman" w:cs="Arial"/>
+                <w:lang w:eastAsia="en-US"/>
+              </w:rPr>
+            </w:pPr>
+            <w:r>
+              <w:rPr>
+                <w:kern w:val="0"/>
+                <w:szCs w:val="22"/>
+                <w:lang w:bidi="ar-SA"/>
+              </w:rPr>
+              <w:t>3.1.3.1, 2.1.3</w:t>
+            </w:r>
+          </w:p>
+        </w:tc>
+        <w:tc>
+          <w:tcPr>
+            <w:tcW w:w="2160" w:type="dxa"/>
+            <w:shd w:val="clear" w:color="auto" w:fill="FFFFFF"/>
+          </w:tcPr>
+          <w:p>
+            <w:pPr>
+              <w:rPr>
+                <w:rFonts w:eastAsia="Times New Roman" w:cs="Arial"/>
+                <w:lang w:eastAsia="en-US"/>
+              </w:rPr>
+            </w:pPr>
+            <w:proofErr w:type="spellStart"/>
+            <w:r>
+              <w:rPr>
+                <w:kern w:val="0"/>
+                <w:szCs w:val="22"/>
+                <w:lang w:bidi="ar-SA"/>
+              </w:rPr>
+              <w:t>ResumeRecord</w:t>
+            </w:r>
+            <w:proofErr w:type="spellEnd"/>
+            <w:r>
+              <w:rPr>
+                <w:kern w:val="0"/>
+                <w:szCs w:val="22"/>
+                <w:lang w:bidi="ar-SA"/>
+              </w:rPr>
+              <w:t xml:space="preserve">, </w:t>
+            </w:r>
+            <w:proofErr w:type="spellStart"/>
+            <w:r>
+              <w:rPr>
+                <w:kern w:val="0"/>
+                <w:szCs w:val="22"/>
+                <w:lang w:bidi="ar-SA"/>
+              </w:rPr>
+              <w:t>JobPosting</w:t>
+            </w:r>
+            <w:proofErr w:type="spellEnd"/>
+            <w:r>
+              <w:rPr>
+                <w:kern w:val="0"/>
+                <w:szCs w:val="22"/>
+                <w:lang w:bidi="ar-SA"/>
+              </w:rPr>
+              <w:t xml:space="preserve">, </w:t>
+            </w:r>
+            <w:proofErr w:type="spellStart"/>
+            <w:r>
+              <w:rPr>
+                <w:kern w:val="0"/>
+                <w:szCs w:val="22"/>
+                <w:lang w:bidi="ar-SA"/>
+              </w:rPr>
+              <w:t>FollowRelation</w:t>
+            </w:r>
+            <w:proofErr w:type="spellEnd"/>
+          </w:p>
+        </w:tc>
+      </w:tr>
+      <w:tr>
+        <w:tc>
+          <w:tcPr>
+            <w:tcW w:w="1290" w:type="dxa"/>
             <w:shd w:val="clear" w:color="auto" w:fill="CCCCCC" w:themeFill="text1" w:themeFillTint="33"/>
           </w:tcPr>
           <w:p>
@@ -1941,6 +1492,16 @@
                 <w:lang w:eastAsia="en-US"/>
               </w:rPr>
             </w:pPr>
+            <w:r>
+              <w:rPr>
+                <w:b/>
+                <w:bCs/>
+                <w:kern w:val="0"/>
+                <w:szCs w:val="22"/>
+                <w:lang w:bidi="ar-SA"/>
+              </w:rPr>
+              <w:t>Data Layer</w:t>
+            </w:r>
           </w:p>
         </w:tc>
         <w:tc>
@@ -1955,6 +1516,16 @@
                 <w:lang w:eastAsia="en-US"/>
               </w:rPr>
             </w:pPr>
+            <w:proofErr w:type="spellStart"/>
+            <w:r>
+              <w:rPr>
+                <w:kern w:val="0"/>
+                <w:szCs w:val="22"/>
+                <w:lang w:bidi="ar-SA"/>
+              </w:rPr>
+              <w:t>ResumeRecord</w:t>
+            </w:r>
+            <w:proofErr w:type="spellEnd"/>
           </w:p>
         </w:tc>
         <w:tc>
@@ -1969,6 +1540,14 @@
                 <w:lang w:eastAsia="en-US"/>
               </w:rPr>
             </w:pPr>
+            <w:r>
+              <w:rPr>
+                <w:kern w:val="0"/>
+                <w:szCs w:val="22"/>
+                <w:lang w:bidi="ar-SA"/>
+              </w:rPr>
+              <w:t>Data Table</w:t>
+            </w:r>
           </w:p>
         </w:tc>
         <w:tc>
@@ -1983,6 +1562,14 @@
                 <w:lang w:eastAsia="en-US"/>
               </w:rPr>
             </w:pPr>
+            <w:r>
+              <w:rPr>
+                <w:kern w:val="0"/>
+                <w:szCs w:val="22"/>
+                <w:lang w:bidi="ar-SA"/>
+              </w:rPr>
+              <w:t>Stores structured resume form submissions linked to a student user tag.</w:t>
+            </w:r>
           </w:p>
         </w:tc>
         <w:tc>
@@ -1993,10 +1580,18 @@
           <w:p>
             <w:pPr>
               <w:rPr>
-                <w:rFonts w:eastAsia="Times New Roman" w:cs="Times New Roman"/>
-                <w:lang w:eastAsia="en-US"/>
-              </w:rPr>
-            </w:pPr>
+                <w:rFonts w:eastAsia="Times New Roman" w:cs="Arial"/>
+                <w:lang w:eastAsia="en-US"/>
+              </w:rPr>
+            </w:pPr>
+            <w:r>
+              <w:rPr>
+                <w:kern w:val="0"/>
+                <w:szCs w:val="22"/>
+                <w:lang w:bidi="ar-SA"/>
+              </w:rPr>
+              <w:t>3.5.1, 3.5.2, 3.1.3.2</w:t>
+            </w:r>
           </w:p>
         </w:tc>
         <w:tc>
@@ -2007,10 +1602,56 @@
           <w:p>
             <w:pPr>
               <w:rPr>
-                <w:rFonts w:eastAsia="Times New Roman" w:cs="Times New Roman"/>
-                <w:lang w:eastAsia="en-US"/>
-              </w:rPr>
-            </w:pPr>
+                <w:rFonts w:eastAsia="Times New Roman" w:cs="Arial"/>
+                <w:lang w:eastAsia="en-US"/>
+              </w:rPr>
+            </w:pPr>
+            <w:proofErr w:type="spellStart"/>
+            <w:r>
+              <w:rPr>
+                <w:kern w:val="0"/>
+                <w:szCs w:val="22"/>
+                <w:lang w:bidi="ar-SA"/>
+              </w:rPr>
+              <w:t>UserProfile</w:t>
+            </w:r>
+            <w:proofErr w:type="spellEnd"/>
+            <w:r>
+              <w:rPr>
+                <w:kern w:val="0"/>
+                <w:szCs w:val="22"/>
+                <w:lang w:bidi="ar-SA"/>
+              </w:rPr>
+              <w:t xml:space="preserve">, </w:t>
+            </w:r>
+            <w:proofErr w:type="spellStart"/>
+            <w:r>
+              <w:rPr>
+                <w:kern w:val="0"/>
+                <w:szCs w:val="22"/>
+                <w:lang w:bidi="ar-SA"/>
+              </w:rPr>
+              <w:t>SkillTag</w:t>
+            </w:r>
+            <w:proofErr w:type="spellEnd"/>
+            <w:r>
+              <w:rPr>
+                <w:kern w:val="0"/>
+                <w:szCs w:val="22"/>
+                <w:lang w:bidi="ar-SA"/>
+              </w:rPr>
+              <w:t xml:space="preserve">, </w:t>
+            </w:r>
+            <w:proofErr w:type="spellStart"/>
+            <w:r>
+              <w:rPr>
+                <w:kern w:val="0"/>
+                <w:szCs w:val="22"/>
+                <w:lang w:bidi="ar-SA"/>
+              </w:rPr>
+              <w:t>JobPosting</w:t>
+            </w:r>
+            <w:proofErr w:type="spellEnd"/>
           </w:p>
         </w:tc>
       </w:tr>
@@ -2018,79 +1659,175 @@
         <w:tc>
           <w:tcPr>
             <w:tcW w:w="1290" w:type="dxa"/>
-          </w:tcPr>
-          <w:p>
-            <w:pPr>
-              <w:rPr>
-                <w:rFonts w:eastAsia="Times New Roman" w:cs="Arial"/>
-                <w:lang w:eastAsia="en-US"/>
-              </w:rPr>
-            </w:pPr>
+            <w:shd w:val="clear" w:color="auto" w:fill="FFFFFF"/>
+          </w:tcPr>
+          <w:p>
+            <w:pPr>
+              <w:rPr>
+                <w:rFonts w:eastAsia="Times New Roman" w:cs="Arial"/>
+                <w:lang w:eastAsia="en-US"/>
+              </w:rPr>
+            </w:pPr>
+            <w:r>
+              <w:rPr>
+                <w:b/>
+                <w:bCs/>
+                <w:kern w:val="0"/>
+                <w:szCs w:val="22"/>
+                <w:lang w:bidi="ar-SA"/>
+              </w:rPr>
+              <w:t>Data Layer</w:t>
+            </w:r>
           </w:p>
         </w:tc>
         <w:tc>
           <w:tcPr>
             <w:tcW w:w="1903" w:type="dxa"/>
-          </w:tcPr>
-          <w:p>
-            <w:pPr>
-              <w:rPr>
-                <w:rFonts w:eastAsia="Times New Roman" w:cs="Arial"/>
-                <w:lang w:eastAsia="en-US"/>
-              </w:rPr>
-            </w:pPr>
+            <w:shd w:val="clear" w:color="auto" w:fill="FFFFFF"/>
+          </w:tcPr>
+          <w:p>
+            <w:pPr>
+              <w:rPr>
+                <w:rFonts w:eastAsia="Times New Roman" w:cs="Arial"/>
+                <w:lang w:eastAsia="en-US"/>
+              </w:rPr>
+            </w:pPr>
+            <w:proofErr w:type="spellStart"/>
+            <w:r>
+              <w:rPr>
+                <w:kern w:val="0"/>
+                <w:szCs w:val="22"/>
+                <w:lang w:bidi="ar-SA"/>
+              </w:rPr>
+              <w:t>JobPosting</w:t>
+            </w:r>
+            <w:proofErr w:type="spellEnd"/>
           </w:p>
         </w:tc>
         <w:tc>
           <w:tcPr>
             <w:tcW w:w="1133" w:type="dxa"/>
-          </w:tcPr>
-          <w:p>
-            <w:pPr>
-              <w:rPr>
-                <w:rFonts w:eastAsia="Times New Roman" w:cs="Arial"/>
-                <w:lang w:eastAsia="en-US"/>
-              </w:rPr>
-            </w:pPr>
+            <w:shd w:val="clear" w:color="auto" w:fill="FFFFFF"/>
+          </w:tcPr>
+          <w:p>
+            <w:pPr>
+              <w:rPr>
+                <w:rFonts w:eastAsia="Times New Roman" w:cs="Arial"/>
+                <w:lang w:eastAsia="en-US"/>
+              </w:rPr>
+            </w:pPr>
+            <w:r>
+              <w:rPr>
+                <w:kern w:val="0"/>
+                <w:szCs w:val="22"/>
+                <w:lang w:bidi="ar-SA"/>
+              </w:rPr>
+              <w:t>Data Table</w:t>
+            </w:r>
           </w:p>
         </w:tc>
         <w:tc>
           <w:tcPr>
             <w:tcW w:w="1980" w:type="dxa"/>
-          </w:tcPr>
-          <w:p>
-            <w:pPr>
-              <w:rPr>
-                <w:rFonts w:eastAsia="Times New Roman" w:cs="Arial"/>
-                <w:lang w:eastAsia="en-US"/>
-              </w:rPr>
-            </w:pPr>
+            <w:shd w:val="clear" w:color="auto" w:fill="FFFFFF"/>
+          </w:tcPr>
+          <w:p>
+            <w:pPr>
+              <w:rPr>
+                <w:rFonts w:eastAsia="Times New Roman" w:cs="Arial"/>
+                <w:lang w:eastAsia="en-US"/>
+              </w:rPr>
+            </w:pPr>
+            <w:r>
+              <w:rPr>
+                <w:kern w:val="0"/>
+                <w:szCs w:val="22"/>
+                <w:lang w:bidi="ar-SA"/>
+              </w:rPr>
+              <w:t>Stores persistent job posting data created by company representatives.</w:t>
+            </w:r>
           </w:p>
         </w:tc>
         <w:tc>
           <w:tcPr>
             <w:tcW w:w="884" w:type="dxa"/>
-          </w:tcPr>
-          <w:p>
-            <w:pPr>
-              <w:rPr>
-                <w:rFonts w:eastAsia="Times New Roman" w:cs="Times New Roman"/>
-                <w:lang w:eastAsia="en-US"/>
-              </w:rPr>
-            </w:pPr>
+            <w:shd w:val="clear" w:color="auto" w:fill="FFFFFF"/>
+          </w:tcPr>
+          <w:p>
+            <w:pPr>
+              <w:rPr>
+                <w:rFonts w:eastAsia="Times New Roman" w:cs="Arial"/>
+                <w:lang w:eastAsia="en-US"/>
+              </w:rPr>
+            </w:pPr>
+            <w:r>
+              <w:rPr>
+                <w:kern w:val="0"/>
+                <w:szCs w:val="22"/>
+                <w:lang w:bidi="ar-SA"/>
+              </w:rPr>
+              <w:t>2.5.1, 2.5.9, 3.4.1</w:t>
+            </w:r>
           </w:p>
         </w:tc>
         <w:tc>
           <w:tcPr>
             <w:tcW w:w="2160" w:type="dxa"/>
-          </w:tcPr>
-          <w:p>
-            <w:pPr>
-              <w:rPr>
-                <w:rFonts w:eastAsia="Times New Roman" w:cs="Times New Roman"/>
-                <w:lang w:eastAsia="en-US"/>
-              </w:rPr>
-            </w:pPr>
+            <w:shd w:val="clear" w:color="auto" w:fill="FFFFFF"/>
+          </w:tcPr>
+          <w:p>
+            <w:pPr>
+              <w:rPr>
+                <w:rFonts w:eastAsia="Times New Roman" w:cs="Arial"/>
+                <w:lang w:eastAsia="en-US"/>
+              </w:rPr>
+            </w:pPr>
+            <w:proofErr w:type="spellStart"/>
+            <w:r>
+              <w:rPr>
+                <w:kern w:val="0"/>
+                <w:szCs w:val="22"/>
+                <w:lang w:bidi="ar-SA"/>
+              </w:rPr>
+              <w:t>UserProfile</w:t>
+            </w:r>
+            <w:proofErr w:type="spellEnd"/>
+            <w:r>
+              <w:rPr>
+                <w:kern w:val="0"/>
+                <w:szCs w:val="22"/>
+                <w:lang w:bidi="ar-SA"/>
+              </w:rPr>
+              <w:t xml:space="preserve">, </w:t>
+            </w:r>
+            <w:proofErr w:type="spellStart"/>
+            <w:r>
+              <w:rPr>
+                <w:kern w:val="0"/>
+                <w:szCs w:val="22"/>
+                <w:lang w:bidi="ar-SA"/>
+              </w:rPr>
+              <w:t>RequiredSkillsList</w:t>
+            </w:r>
+            <w:proofErr w:type="spellEnd"/>
+            <w:r>
+              <w:rPr>
+                <w:kern w:val="0"/>
+                <w:szCs w:val="22"/>
+                <w:lang w:bidi="ar-SA"/>
+              </w:rPr>
+              <w:t xml:space="preserve">, </w:t>
+            </w:r>
+            <w:proofErr w:type="spellStart"/>
+            <w:r>
+              <w:rPr>
+                <w:kern w:val="0"/>
+                <w:szCs w:val="22"/>
+                <w:lang w:bidi="ar-SA"/>
+              </w:rPr>
+              <w:t>ApplicationRecord</w:t>
+            </w:r>
+            <w:proofErr w:type="spellEnd"/>
           </w:p>
         </w:tc>
       </w:tr>
@@ -2107,6 +1844,16 @@
                 <w:lang w:eastAsia="en-US"/>
               </w:rPr>
             </w:pPr>
+            <w:r>
+              <w:rPr>
+                <w:b/>
+                <w:bCs/>
+                <w:kern w:val="0"/>
+                <w:szCs w:val="22"/>
+                <w:lang w:bidi="ar-SA"/>
+              </w:rPr>
+              <w:t>Data Layer</w:t>
+            </w:r>
           </w:p>
         </w:tc>
         <w:tc>
@@ -2121,6 +1868,16 @@
                 <w:lang w:eastAsia="en-US"/>
               </w:rPr>
             </w:pPr>
+            <w:proofErr w:type="spellStart"/>
+            <w:r>
+              <w:rPr>
+                <w:kern w:val="0"/>
+                <w:szCs w:val="22"/>
+                <w:lang w:bidi="ar-SA"/>
+              </w:rPr>
+              <w:t>RequiredSkillsList</w:t>
+            </w:r>
+            <w:proofErr w:type="spellEnd"/>
           </w:p>
         </w:tc>
         <w:tc>
@@ -2135,6 +1892,14 @@
                 <w:lang w:eastAsia="en-US"/>
               </w:rPr>
             </w:pPr>
+            <w:r>
+              <w:rPr>
+                <w:kern w:val="0"/>
+                <w:szCs w:val="22"/>
+                <w:lang w:bidi="ar-SA"/>
+              </w:rPr>
+              <w:t>Data Store</w:t>
+            </w:r>
           </w:p>
         </w:tc>
         <w:tc>
@@ -2149,6 +1914,14 @@
                 <w:lang w:eastAsia="en-US"/>
               </w:rPr>
             </w:pPr>
+            <w:r>
+              <w:rPr>
+                <w:kern w:val="0"/>
+                <w:szCs w:val="22"/>
+                <w:lang w:bidi="ar-SA"/>
+              </w:rPr>
+              <w:t>Stores the list of required skills associated with a specific job posting.</w:t>
+            </w:r>
           </w:p>
         </w:tc>
         <w:tc>
@@ -2159,10 +1932,18 @@
           <w:p>
             <w:pPr>
               <w:rPr>
-                <w:rFonts w:eastAsia="Times New Roman" w:cs="Times New Roman"/>
-                <w:lang w:eastAsia="en-US"/>
-              </w:rPr>
-            </w:pPr>
+                <w:rFonts w:eastAsia="Times New Roman" w:cs="Arial"/>
+                <w:lang w:eastAsia="en-US"/>
+              </w:rPr>
+            </w:pPr>
+            <w:r>
+              <w:rPr>
+                <w:kern w:val="0"/>
+                <w:szCs w:val="22"/>
+                <w:lang w:bidi="ar-SA"/>
+              </w:rPr>
+              <w:t>2.5.2, 2.5.3, 2.5.4, 2.5.5</w:t>
+            </w:r>
           </w:p>
         </w:tc>
         <w:tc>
@@ -2173,10 +1954,38 @@
           <w:p>
             <w:pPr>
               <w:rPr>
-                <w:rFonts w:eastAsia="Times New Roman" w:cs="Times New Roman"/>
-                <w:lang w:eastAsia="en-US"/>
-              </w:rPr>
-            </w:pPr>
+                <w:rFonts w:eastAsia="Times New Roman" w:cs="Arial"/>
+                <w:lang w:eastAsia="en-US"/>
+              </w:rPr>
+            </w:pPr>
+            <w:proofErr w:type="spellStart"/>
+            <w:r>
+              <w:rPr>
+                <w:kern w:val="0"/>
+                <w:szCs w:val="22"/>
+                <w:lang w:bidi="ar-SA"/>
+              </w:rPr>
+              <w:t>JobPosting</w:t>
+            </w:r>
+            <w:proofErr w:type="spellEnd"/>
+            <w:r>
+              <w:rPr>
+                <w:kern w:val="0"/>
+                <w:szCs w:val="22"/>
+                <w:lang w:bidi="ar-SA"/>
+              </w:rPr>
+              <w:t xml:space="preserve">, </w:t>
+            </w:r>
+            <w:proofErr w:type="spellStart"/>
+            <w:r>
+              <w:rPr>
+                <w:kern w:val="0"/>
+                <w:szCs w:val="22"/>
+                <w:lang w:bidi="ar-SA"/>
+              </w:rPr>
+              <w:t>SkillTag</w:t>
+            </w:r>
+            <w:proofErr w:type="spellEnd"/>
           </w:p>
         </w:tc>
       </w:tr>
@@ -2184,79 +1993,157 @@
         <w:tc>
           <w:tcPr>
             <w:tcW w:w="1290" w:type="dxa"/>
-          </w:tcPr>
-          <w:p>
-            <w:pPr>
-              <w:rPr>
-                <w:rFonts w:eastAsia="Times New Roman" w:cs="Arial"/>
-                <w:lang w:eastAsia="en-US"/>
-              </w:rPr>
-            </w:pPr>
+            <w:shd w:val="clear" w:color="auto" w:fill="FFFFFF"/>
+          </w:tcPr>
+          <w:p>
+            <w:pPr>
+              <w:rPr>
+                <w:rFonts w:eastAsia="Times New Roman" w:cs="Arial"/>
+                <w:lang w:eastAsia="en-US"/>
+              </w:rPr>
+            </w:pPr>
+            <w:r>
+              <w:rPr>
+                <w:b/>
+                <w:bCs/>
+                <w:kern w:val="0"/>
+                <w:szCs w:val="22"/>
+                <w:lang w:bidi="ar-SA"/>
+              </w:rPr>
+              <w:t>Data Layer</w:t>
+            </w:r>
           </w:p>
         </w:tc>
         <w:tc>
           <w:tcPr>
             <w:tcW w:w="1903" w:type="dxa"/>
-          </w:tcPr>
-          <w:p>
-            <w:pPr>
-              <w:rPr>
-                <w:rFonts w:eastAsia="Times New Roman" w:cs="Arial"/>
-                <w:lang w:eastAsia="en-US"/>
-              </w:rPr>
-            </w:pPr>
+            <w:shd w:val="clear" w:color="auto" w:fill="FFFFFF"/>
+          </w:tcPr>
+          <w:p>
+            <w:pPr>
+              <w:rPr>
+                <w:rFonts w:eastAsia="Times New Roman" w:cs="Arial"/>
+                <w:lang w:eastAsia="en-US"/>
+              </w:rPr>
+            </w:pPr>
+            <w:proofErr w:type="spellStart"/>
+            <w:r>
+              <w:rPr>
+                <w:kern w:val="0"/>
+                <w:szCs w:val="22"/>
+                <w:lang w:bidi="ar-SA"/>
+              </w:rPr>
+              <w:t>SkillTag</w:t>
+            </w:r>
+            <w:proofErr w:type="spellEnd"/>
           </w:p>
         </w:tc>
         <w:tc>
           <w:tcPr>
             <w:tcW w:w="1133" w:type="dxa"/>
-          </w:tcPr>
-          <w:p>
-            <w:pPr>
-              <w:rPr>
-                <w:rFonts w:eastAsia="Times New Roman" w:cs="Arial"/>
-                <w:lang w:eastAsia="en-US"/>
-              </w:rPr>
-            </w:pPr>
+            <w:shd w:val="clear" w:color="auto" w:fill="FFFFFF"/>
+          </w:tcPr>
+          <w:p>
+            <w:pPr>
+              <w:rPr>
+                <w:rFonts w:eastAsia="Times New Roman" w:cs="Arial"/>
+                <w:lang w:eastAsia="en-US"/>
+              </w:rPr>
+            </w:pPr>
+            <w:r>
+              <w:rPr>
+                <w:kern w:val="0"/>
+                <w:szCs w:val="22"/>
+                <w:lang w:bidi="ar-SA"/>
+              </w:rPr>
+              <w:t>Object</w:t>
+            </w:r>
           </w:p>
         </w:tc>
         <w:tc>
           <w:tcPr>
             <w:tcW w:w="1980" w:type="dxa"/>
-          </w:tcPr>
-          <w:p>
-            <w:pPr>
-              <w:rPr>
-                <w:rFonts w:eastAsia="Times New Roman" w:cs="Arial"/>
-                <w:lang w:eastAsia="en-US"/>
-              </w:rPr>
-            </w:pPr>
+            <w:shd w:val="clear" w:color="auto" w:fill="FFFFFF"/>
+          </w:tcPr>
+          <w:p>
+            <w:pPr>
+              <w:rPr>
+                <w:rFonts w:eastAsia="Times New Roman" w:cs="Arial"/>
+                <w:lang w:eastAsia="en-US"/>
+              </w:rPr>
+            </w:pPr>
+            <w:r>
+              <w:rPr>
+                <w:kern w:val="0"/>
+                <w:szCs w:val="22"/>
+                <w:lang w:bidi="ar-SA"/>
+              </w:rPr>
+              <w:t>Represents a single keyword skill tag attached to a resume or job posting.</w:t>
+            </w:r>
           </w:p>
         </w:tc>
         <w:tc>
           <w:tcPr>
             <w:tcW w:w="884" w:type="dxa"/>
-          </w:tcPr>
-          <w:p>
-            <w:pPr>
-              <w:rPr>
-                <w:rFonts w:eastAsia="Times New Roman" w:cs="Times New Roman"/>
-                <w:lang w:eastAsia="en-US"/>
-              </w:rPr>
-            </w:pPr>
+            <w:shd w:val="clear" w:color="auto" w:fill="FFFFFF"/>
+          </w:tcPr>
+          <w:p>
+            <w:pPr>
+              <w:rPr>
+                <w:rFonts w:eastAsia="Times New Roman" w:cs="Arial"/>
+                <w:lang w:eastAsia="en-US"/>
+              </w:rPr>
+            </w:pPr>
+            <w:r>
+              <w:rPr>
+                <w:kern w:val="0"/>
+                <w:szCs w:val="22"/>
+                <w:lang w:bidi="ar-SA"/>
+              </w:rPr>
+              <w:t>2.2.5, 2.3.3</w:t>
+            </w:r>
           </w:p>
         </w:tc>
         <w:tc>
           <w:tcPr>
             <w:tcW w:w="2160" w:type="dxa"/>
-          </w:tcPr>
-          <w:p>
-            <w:pPr>
-              <w:rPr>
-                <w:rFonts w:eastAsia="Times New Roman" w:cs="Times New Roman"/>
-                <w:lang w:eastAsia="en-US"/>
-              </w:rPr>
-            </w:pPr>
+            <w:shd w:val="clear" w:color="auto" w:fill="FFFFFF"/>
+          </w:tcPr>
+          <w:p>
+            <w:pPr>
+              <w:rPr>
+                <w:rFonts w:eastAsia="Times New Roman" w:cs="Arial"/>
+                <w:lang w:eastAsia="en-US"/>
+              </w:rPr>
+            </w:pPr>
+            <w:proofErr w:type="spellStart"/>
+            <w:r>
+              <w:rPr>
+                <w:kern w:val="0"/>
+                <w:szCs w:val="22"/>
+                <w:lang w:bidi="ar-SA"/>
+              </w:rPr>
+              <w:t>ResumeRecord</w:t>
+            </w:r>
+            <w:proofErr w:type="spellEnd"/>
+            <w:r>
+              <w:rPr>
+                <w:kern w:val="0"/>
+                <w:szCs w:val="22"/>
+                <w:lang w:bidi="ar-SA"/>
+              </w:rPr>
+              <w:t xml:space="preserve">, </w:t>
+            </w:r>
+            <w:proofErr w:type="spellStart"/>
+            <w:r>
+              <w:rPr>
+                <w:kern w:val="0"/>
+                <w:szCs w:val="22"/>
+                <w:lang w:bidi="ar-SA"/>
+              </w:rPr>
+              <w:t>RequiredSkillsList</w:t>
+            </w:r>
+            <w:proofErr w:type="spellEnd"/>
           </w:p>
         </w:tc>
       </w:tr>
@@ -2273,6 +2160,16 @@
                 <w:lang w:eastAsia="en-US"/>
               </w:rPr>
             </w:pPr>
+            <w:r>
+              <w:rPr>
+                <w:b/>
+                <w:bCs/>
+                <w:kern w:val="0"/>
+                <w:szCs w:val="22"/>
+                <w:lang w:bidi="ar-SA"/>
+              </w:rPr>
+              <w:t>Data Layer</w:t>
+            </w:r>
           </w:p>
         </w:tc>
         <w:tc>
@@ -2287,6 +2184,16 @@
                 <w:lang w:eastAsia="en-US"/>
               </w:rPr>
             </w:pPr>
+            <w:proofErr w:type="spellStart"/>
+            <w:r>
+              <w:rPr>
+                <w:kern w:val="0"/>
+                <w:szCs w:val="22"/>
+                <w:lang w:bidi="ar-SA"/>
+              </w:rPr>
+              <w:t>FollowRelation</w:t>
+            </w:r>
+            <w:proofErr w:type="spellEnd"/>
           </w:p>
         </w:tc>
         <w:tc>
@@ -2301,6 +2208,14 @@
                 <w:lang w:eastAsia="en-US"/>
               </w:rPr>
             </w:pPr>
+            <w:r>
+              <w:rPr>
+                <w:kern w:val="0"/>
+                <w:szCs w:val="22"/>
+                <w:lang w:bidi="ar-SA"/>
+              </w:rPr>
+              <w:t>Data Table</w:t>
+            </w:r>
           </w:p>
         </w:tc>
         <w:tc>
@@ -2315,6 +2230,32 @@
                 <w:lang w:eastAsia="en-US"/>
               </w:rPr>
             </w:pPr>
+            <w:r>
+              <w:rPr>
+                <w:kern w:val="0"/>
+                <w:szCs w:val="22"/>
+                <w:lang w:bidi="ar-SA"/>
+              </w:rPr>
+              <w:t>Stores follower-</w:t>
+            </w:r>
+            <w:proofErr w:type="spellStart"/>
+            <w:r>
+              <w:rPr>
+                <w:kern w:val="0"/>
+                <w:szCs w:val="22"/>
+                <w:lang w:bidi="ar-SA"/>
+              </w:rPr>
+              <w:t>followee</w:t>
+            </w:r>
+            <w:proofErr w:type="spellEnd"/>
+            <w:r>
+              <w:rPr>
+                <w:kern w:val="0"/>
+                <w:szCs w:val="22"/>
+                <w:lang w:bidi="ar-SA"/>
+              </w:rPr>
+              <w:t xml:space="preserve"> relationships between student and company users.</w:t>
+            </w:r>
           </w:p>
         </w:tc>
         <w:tc>
@@ -2325,10 +2266,18 @@
           <w:p>
             <w:pPr>
               <w:rPr>
-                <w:rFonts w:eastAsia="Times New Roman" w:cs="Times New Roman"/>
-                <w:lang w:eastAsia="en-US"/>
-              </w:rPr>
-            </w:pPr>
+                <w:rFonts w:eastAsia="Times New Roman" w:cs="Arial"/>
+                <w:lang w:eastAsia="en-US"/>
+              </w:rPr>
+            </w:pPr>
+            <w:r>
+              <w:rPr>
+                <w:kern w:val="0"/>
+                <w:szCs w:val="22"/>
+                <w:lang w:bidi="ar-SA"/>
+              </w:rPr>
+              <w:t>2.1.1, 2.2.4, 3.2.2</w:t>
+            </w:r>
           </w:p>
         </w:tc>
         <w:tc>
@@ -2339,10 +2288,38 @@
           <w:p>
             <w:pPr>
               <w:rPr>
-                <w:rFonts w:eastAsia="Times New Roman" w:cs="Times New Roman"/>
-                <w:lang w:eastAsia="en-US"/>
-              </w:rPr>
-            </w:pPr>
+                <w:rFonts w:eastAsia="Times New Roman" w:cs="Arial"/>
+                <w:lang w:eastAsia="en-US"/>
+              </w:rPr>
+            </w:pPr>
+            <w:proofErr w:type="spellStart"/>
+            <w:r>
+              <w:rPr>
+                <w:kern w:val="0"/>
+                <w:szCs w:val="22"/>
+                <w:lang w:bidi="ar-SA"/>
+              </w:rPr>
+              <w:t>UserProfile</w:t>
+            </w:r>
+            <w:proofErr w:type="spellEnd"/>
+            <w:r>
+              <w:rPr>
+                <w:kern w:val="0"/>
+                <w:szCs w:val="22"/>
+                <w:lang w:bidi="ar-SA"/>
+              </w:rPr>
+              <w:t xml:space="preserve">, </w:t>
+            </w:r>
+            <w:proofErr w:type="spellStart"/>
+            <w:r>
+              <w:rPr>
+                <w:kern w:val="0"/>
+                <w:szCs w:val="22"/>
+                <w:lang w:bidi="ar-SA"/>
+              </w:rPr>
+              <w:t>NotificationRecord</w:t>
+            </w:r>
+            <w:proofErr w:type="spellEnd"/>
           </w:p>
         </w:tc>
       </w:tr>
@@ -2350,79 +2327,157 @@
         <w:tc>
           <w:tcPr>
             <w:tcW w:w="1290" w:type="dxa"/>
-          </w:tcPr>
-          <w:p>
-            <w:pPr>
-              <w:rPr>
-                <w:rFonts w:eastAsia="Times New Roman" w:cs="Arial"/>
-                <w:lang w:eastAsia="en-US"/>
-              </w:rPr>
-            </w:pPr>
+            <w:shd w:val="clear" w:color="auto" w:fill="FFFFFF"/>
+          </w:tcPr>
+          <w:p>
+            <w:pPr>
+              <w:rPr>
+                <w:rFonts w:eastAsia="Times New Roman" w:cs="Arial"/>
+                <w:lang w:eastAsia="en-US"/>
+              </w:rPr>
+            </w:pPr>
+            <w:r>
+              <w:rPr>
+                <w:b/>
+                <w:bCs/>
+                <w:kern w:val="0"/>
+                <w:szCs w:val="22"/>
+                <w:lang w:bidi="ar-SA"/>
+              </w:rPr>
+              <w:t>Data Layer</w:t>
+            </w:r>
           </w:p>
         </w:tc>
         <w:tc>
           <w:tcPr>
             <w:tcW w:w="1903" w:type="dxa"/>
-          </w:tcPr>
-          <w:p>
-            <w:pPr>
-              <w:rPr>
-                <w:rFonts w:eastAsia="Times New Roman" w:cs="Arial"/>
-                <w:lang w:eastAsia="en-US"/>
-              </w:rPr>
-            </w:pPr>
+            <w:shd w:val="clear" w:color="auto" w:fill="FFFFFF"/>
+          </w:tcPr>
+          <w:p>
+            <w:pPr>
+              <w:rPr>
+                <w:rFonts w:eastAsia="Times New Roman" w:cs="Arial"/>
+                <w:lang w:eastAsia="en-US"/>
+              </w:rPr>
+            </w:pPr>
+            <w:proofErr w:type="spellStart"/>
+            <w:r>
+              <w:rPr>
+                <w:kern w:val="0"/>
+                <w:szCs w:val="22"/>
+                <w:lang w:bidi="ar-SA"/>
+              </w:rPr>
+              <w:t>NotificationRecord</w:t>
+            </w:r>
+            <w:proofErr w:type="spellEnd"/>
           </w:p>
         </w:tc>
         <w:tc>
           <w:tcPr>
             <w:tcW w:w="1133" w:type="dxa"/>
-          </w:tcPr>
-          <w:p>
-            <w:pPr>
-              <w:rPr>
-                <w:rFonts w:eastAsia="Times New Roman" w:cs="Arial"/>
-                <w:lang w:eastAsia="en-US"/>
-              </w:rPr>
-            </w:pPr>
+            <w:shd w:val="clear" w:color="auto" w:fill="FFFFFF"/>
+          </w:tcPr>
+          <w:p>
+            <w:pPr>
+              <w:rPr>
+                <w:rFonts w:eastAsia="Times New Roman" w:cs="Arial"/>
+                <w:lang w:eastAsia="en-US"/>
+              </w:rPr>
+            </w:pPr>
+            <w:r>
+              <w:rPr>
+                <w:kern w:val="0"/>
+                <w:szCs w:val="22"/>
+                <w:lang w:bidi="ar-SA"/>
+              </w:rPr>
+              <w:t>Data Table</w:t>
+            </w:r>
           </w:p>
         </w:tc>
         <w:tc>
           <w:tcPr>
             <w:tcW w:w="1980" w:type="dxa"/>
-          </w:tcPr>
-          <w:p>
-            <w:pPr>
-              <w:rPr>
-                <w:rFonts w:eastAsia="Times New Roman" w:cs="Arial"/>
-                <w:lang w:eastAsia="en-US"/>
-              </w:rPr>
-            </w:pPr>
+            <w:shd w:val="clear" w:color="auto" w:fill="FFFFFF"/>
+          </w:tcPr>
+          <w:p>
+            <w:pPr>
+              <w:rPr>
+                <w:rFonts w:eastAsia="Times New Roman" w:cs="Arial"/>
+                <w:lang w:eastAsia="en-US"/>
+              </w:rPr>
+            </w:pPr>
+            <w:r>
+              <w:rPr>
+                <w:kern w:val="0"/>
+                <w:szCs w:val="22"/>
+                <w:lang w:bidi="ar-SA"/>
+              </w:rPr>
+              <w:t>Stores notification data pending delivery to a target user.</w:t>
+            </w:r>
           </w:p>
         </w:tc>
         <w:tc>
           <w:tcPr>
             <w:tcW w:w="884" w:type="dxa"/>
-          </w:tcPr>
-          <w:p>
-            <w:pPr>
-              <w:rPr>
-                <w:rFonts w:eastAsia="Times New Roman" w:cs="Times New Roman"/>
-                <w:lang w:eastAsia="en-US"/>
-              </w:rPr>
-            </w:pPr>
+            <w:shd w:val="clear" w:color="auto" w:fill="FFFFFF"/>
+          </w:tcPr>
+          <w:p>
+            <w:pPr>
+              <w:rPr>
+                <w:rFonts w:eastAsia="Times New Roman" w:cs="Arial"/>
+                <w:lang w:eastAsia="en-US"/>
+              </w:rPr>
+            </w:pPr>
+            <w:r>
+              <w:rPr>
+                <w:kern w:val="0"/>
+                <w:szCs w:val="22"/>
+                <w:lang w:bidi="ar-SA"/>
+              </w:rPr>
+              <w:t>2.2.1, 3.2.1, 3.2.4</w:t>
+            </w:r>
           </w:p>
         </w:tc>
         <w:tc>
           <w:tcPr>
             <w:tcW w:w="2160" w:type="dxa"/>
-          </w:tcPr>
-          <w:p>
-            <w:pPr>
-              <w:rPr>
-                <w:rFonts w:eastAsia="Times New Roman" w:cs="Times New Roman"/>
-                <w:lang w:eastAsia="en-US"/>
-              </w:rPr>
-            </w:pPr>
+            <w:shd w:val="clear" w:color="auto" w:fill="FFFFFF"/>
+          </w:tcPr>
+          <w:p>
+            <w:pPr>
+              <w:rPr>
+                <w:rFonts w:eastAsia="Times New Roman" w:cs="Arial"/>
+                <w:lang w:eastAsia="en-US"/>
+              </w:rPr>
+            </w:pPr>
+            <w:proofErr w:type="spellStart"/>
+            <w:r>
+              <w:rPr>
+                <w:kern w:val="0"/>
+                <w:szCs w:val="22"/>
+                <w:lang w:bidi="ar-SA"/>
+              </w:rPr>
+              <w:t>FollowRelation</w:t>
+            </w:r>
+            <w:proofErr w:type="spellEnd"/>
+            <w:r>
+              <w:rPr>
+                <w:kern w:val="0"/>
+                <w:szCs w:val="22"/>
+                <w:lang w:bidi="ar-SA"/>
+              </w:rPr>
+              <w:t xml:space="preserve">, </w:t>
+            </w:r>
+            <w:proofErr w:type="spellStart"/>
+            <w:r>
+              <w:rPr>
+                <w:kern w:val="0"/>
+                <w:szCs w:val="22"/>
+                <w:lang w:bidi="ar-SA"/>
+              </w:rPr>
+              <w:t>UserProfile</w:t>
+            </w:r>
+            <w:proofErr w:type="spellEnd"/>
           </w:p>
         </w:tc>
       </w:tr>
@@ -2439,6 +2494,17 @@
                 <w:lang w:eastAsia="en-US"/>
               </w:rPr>
             </w:pPr>
+            <w:r>
+              <w:rPr>
+                <w:b/>
+                <w:bCs/>
+                <w:kern w:val="0"/>
+                <w:szCs w:val="22"/>
+                <w:lang w:bidi="ar-SA"/>
+              </w:rPr>
+              <w:lastRenderedPageBreak/>
+              <w:t>Data Layer</w:t>
+            </w:r>
           </w:p>
         </w:tc>
         <w:tc>
@@ -2453,6 +2519,16 @@
                 <w:lang w:eastAsia="en-US"/>
               </w:rPr>
             </w:pPr>
+            <w:proofErr w:type="spellStart"/>
+            <w:r>
+              <w:rPr>
+                <w:kern w:val="0"/>
+                <w:szCs w:val="22"/>
+                <w:lang w:bidi="ar-SA"/>
+              </w:rPr>
+              <w:t>ApplicationRecord</w:t>
+            </w:r>
+            <w:proofErr w:type="spellEnd"/>
           </w:p>
         </w:tc>
         <w:tc>
@@ -2467,6 +2543,14 @@
                 <w:lang w:eastAsia="en-US"/>
               </w:rPr>
             </w:pPr>
+            <w:r>
+              <w:rPr>
+                <w:kern w:val="0"/>
+                <w:szCs w:val="22"/>
+                <w:lang w:bidi="ar-SA"/>
+              </w:rPr>
+              <w:t>Data Table</w:t>
+            </w:r>
           </w:p>
         </w:tc>
         <w:tc>
@@ -2481,6 +2565,14 @@
                 <w:lang w:eastAsia="en-US"/>
               </w:rPr>
             </w:pPr>
+            <w:r>
+              <w:rPr>
+                <w:kern w:val="0"/>
+                <w:szCs w:val="22"/>
+                <w:lang w:bidi="ar-SA"/>
+              </w:rPr>
+              <w:t>Stores student resume form submissions sent to a specific job posting.</w:t>
+            </w:r>
           </w:p>
         </w:tc>
         <w:tc>
@@ -2491,10 +2583,18 @@
           <w:p>
             <w:pPr>
               <w:rPr>
-                <w:rFonts w:eastAsia="Times New Roman" w:cs="Times New Roman"/>
-                <w:lang w:eastAsia="en-US"/>
-              </w:rPr>
-            </w:pPr>
+                <w:rFonts w:eastAsia="Times New Roman" w:cs="Arial"/>
+                <w:lang w:eastAsia="en-US"/>
+              </w:rPr>
+            </w:pPr>
+            <w:r>
+              <w:rPr>
+                <w:kern w:val="0"/>
+                <w:szCs w:val="22"/>
+                <w:lang w:bidi="ar-SA"/>
+              </w:rPr>
+              <w:t>2.1.2, 2.5.6, 3.1.3.2</w:t>
+            </w:r>
           </w:p>
         </w:tc>
         <w:tc>
@@ -2505,10 +2605,56 @@
           <w:p>
             <w:pPr>
               <w:rPr>
-                <w:rFonts w:eastAsia="Times New Roman" w:cs="Times New Roman"/>
-                <w:lang w:eastAsia="en-US"/>
-              </w:rPr>
-            </w:pPr>
+                <w:rFonts w:eastAsia="Times New Roman" w:cs="Arial"/>
+                <w:lang w:eastAsia="en-US"/>
+              </w:rPr>
+            </w:pPr>
+            <w:proofErr w:type="spellStart"/>
+            <w:r>
+              <w:rPr>
+                <w:kern w:val="0"/>
+                <w:szCs w:val="22"/>
+                <w:lang w:bidi="ar-SA"/>
+              </w:rPr>
+              <w:t>ResumeRecord</w:t>
+            </w:r>
+            <w:proofErr w:type="spellEnd"/>
+            <w:r>
+              <w:rPr>
+                <w:kern w:val="0"/>
+                <w:szCs w:val="22"/>
+                <w:lang w:bidi="ar-SA"/>
+              </w:rPr>
+              <w:t xml:space="preserve">, </w:t>
+            </w:r>
+            <w:proofErr w:type="spellStart"/>
+            <w:r>
+              <w:rPr>
+                <w:kern w:val="0"/>
+                <w:szCs w:val="22"/>
+                <w:lang w:bidi="ar-SA"/>
+              </w:rPr>
+              <w:t>JobPosting</w:t>
+            </w:r>
+            <w:proofErr w:type="spellEnd"/>
+            <w:r>
+              <w:rPr>
+                <w:kern w:val="0"/>
+                <w:szCs w:val="22"/>
+                <w:lang w:bidi="ar-SA"/>
+              </w:rPr>
+              <w:t xml:space="preserve">, </w:t>
+            </w:r>
+            <w:proofErr w:type="spellStart"/>
+            <w:r>
+              <w:rPr>
+                <w:kern w:val="0"/>
+                <w:szCs w:val="22"/>
+                <w:lang w:bidi="ar-SA"/>
+              </w:rPr>
+              <w:t>UserProfile</w:t>
+            </w:r>
+            <w:proofErr w:type="spellEnd"/>
           </w:p>
         </w:tc>
       </w:tr>
@@ -2516,170 +2662,187 @@
         <w:tc>
           <w:tcPr>
             <w:tcW w:w="1290" w:type="dxa"/>
-          </w:tcPr>
-          <w:p>
-            <w:pPr>
-              <w:rPr>
-                <w:rFonts w:eastAsia="Times New Roman" w:cs="Arial"/>
-                <w:lang w:eastAsia="en-US"/>
-              </w:rPr>
-            </w:pPr>
+            <w:shd w:val="clear" w:color="auto" w:fill="FFFFFF"/>
+          </w:tcPr>
+          <w:p>
+            <w:pPr>
+              <w:rPr>
+                <w:rFonts w:eastAsia="Times New Roman" w:cs="Arial"/>
+                <w:lang w:eastAsia="en-US"/>
+              </w:rPr>
+            </w:pPr>
+            <w:r>
+              <w:rPr>
+                <w:b/>
+                <w:bCs/>
+                <w:kern w:val="0"/>
+                <w:szCs w:val="22"/>
+                <w:lang w:bidi="ar-SA"/>
+              </w:rPr>
+              <w:t>Data Layer</w:t>
+            </w:r>
           </w:p>
         </w:tc>
         <w:tc>
           <w:tcPr>
             <w:tcW w:w="1903" w:type="dxa"/>
-          </w:tcPr>
-          <w:p>
-            <w:pPr>
-              <w:rPr>
-                <w:rFonts w:eastAsia="Times New Roman" w:cs="Arial"/>
-                <w:lang w:eastAsia="en-US"/>
-              </w:rPr>
-            </w:pPr>
+            <w:shd w:val="clear" w:color="auto" w:fill="FFFFFF"/>
+          </w:tcPr>
+          <w:p>
+            <w:pPr>
+              <w:rPr>
+                <w:rFonts w:eastAsia="Times New Roman" w:cs="Arial"/>
+                <w:lang w:eastAsia="en-US"/>
+              </w:rPr>
+            </w:pPr>
+            <w:proofErr w:type="spellStart"/>
+            <w:r>
+              <w:rPr>
+                <w:kern w:val="0"/>
+                <w:szCs w:val="22"/>
+                <w:lang w:bidi="ar-SA"/>
+              </w:rPr>
+              <w:t>fetchRecord</w:t>
+            </w:r>
+            <w:proofErr w:type="spellEnd"/>
+            <w:r>
+              <w:rPr>
+                <w:kern w:val="0"/>
+                <w:szCs w:val="22"/>
+                <w:lang w:bidi="ar-SA"/>
+              </w:rPr>
+              <w:t>()</w:t>
+            </w:r>
           </w:p>
         </w:tc>
         <w:tc>
           <w:tcPr>
             <w:tcW w:w="1133" w:type="dxa"/>
-          </w:tcPr>
-          <w:p>
-            <w:pPr>
-              <w:rPr>
-                <w:rFonts w:eastAsia="Times New Roman" w:cs="Arial"/>
-                <w:lang w:eastAsia="en-US"/>
-              </w:rPr>
-            </w:pPr>
+            <w:shd w:val="clear" w:color="auto" w:fill="FFFFFF"/>
+          </w:tcPr>
+          <w:p>
+            <w:pPr>
+              <w:rPr>
+                <w:rFonts w:eastAsia="Times New Roman" w:cs="Arial"/>
+                <w:lang w:eastAsia="en-US"/>
+              </w:rPr>
+            </w:pPr>
+            <w:r>
+              <w:rPr>
+                <w:kern w:val="0"/>
+                <w:szCs w:val="22"/>
+                <w:lang w:bidi="ar-SA"/>
+              </w:rPr>
+              <w:t>Function</w:t>
+            </w:r>
           </w:p>
         </w:tc>
         <w:tc>
           <w:tcPr>
             <w:tcW w:w="1980" w:type="dxa"/>
-          </w:tcPr>
-          <w:p>
-            <w:pPr>
-              <w:rPr>
-                <w:rFonts w:eastAsia="Times New Roman" w:cs="Arial"/>
-                <w:lang w:eastAsia="en-US"/>
-              </w:rPr>
-            </w:pPr>
+            <w:shd w:val="clear" w:color="auto" w:fill="FFFFFF"/>
+          </w:tcPr>
+          <w:p>
+            <w:pPr>
+              <w:rPr>
+                <w:rFonts w:eastAsia="Times New Roman" w:cs="Arial"/>
+                <w:lang w:eastAsia="en-US"/>
+              </w:rPr>
+            </w:pPr>
+            <w:r>
+              <w:rPr>
+                <w:kern w:val="0"/>
+                <w:szCs w:val="22"/>
+                <w:lang w:bidi="ar-SA"/>
+              </w:rPr>
+              <w:t>Retrieves a single record from the appropriate data table by primary key.</w:t>
+            </w:r>
           </w:p>
         </w:tc>
         <w:tc>
           <w:tcPr>
             <w:tcW w:w="884" w:type="dxa"/>
-          </w:tcPr>
-          <w:p>
-            <w:pPr>
-              <w:rPr>
-                <w:rFonts w:eastAsia="Times New Roman" w:cs="Times New Roman"/>
-                <w:lang w:eastAsia="en-US"/>
-              </w:rPr>
-            </w:pPr>
+            <w:shd w:val="clear" w:color="auto" w:fill="FFFFFF"/>
+          </w:tcPr>
+          <w:p>
+            <w:pPr>
+              <w:rPr>
+                <w:rFonts w:eastAsia="Times New Roman" w:cs="Arial"/>
+                <w:lang w:eastAsia="en-US"/>
+              </w:rPr>
+            </w:pPr>
+            <w:r>
+              <w:rPr>
+                <w:kern w:val="0"/>
+                <w:szCs w:val="22"/>
+                <w:lang w:bidi="ar-SA"/>
+              </w:rPr>
+              <w:t>2.3.5, 3.3.2</w:t>
+            </w:r>
           </w:p>
         </w:tc>
         <w:tc>
           <w:tcPr>
             <w:tcW w:w="2160" w:type="dxa"/>
-          </w:tcPr>
-          <w:p>
-            <w:pPr>
-              <w:rPr>
-                <w:rFonts w:eastAsia="Times New Roman" w:cs="Times New Roman"/>
-                <w:lang w:eastAsia="en-US"/>
-              </w:rPr>
-            </w:pPr>
-          </w:p>
-        </w:tc>
-      </w:tr>
-      <w:tr>
-        <w:tc>
-          <w:tcPr>
-            <w:tcW w:w="1290" w:type="dxa"/>
-            <w:shd w:val="clear" w:color="auto" w:fill="CCCCCC" w:themeFill="text1" w:themeFillTint="33"/>
-          </w:tcPr>
-          <w:p>
-            <w:pPr>
-              <w:rPr>
-                <w:rFonts w:eastAsia="Times New Roman" w:cs="Arial"/>
-                <w:lang w:eastAsia="en-US"/>
-              </w:rPr>
-            </w:pPr>
-          </w:p>
-        </w:tc>
-        <w:tc>
-          <w:tcPr>
-            <w:tcW w:w="1903" w:type="dxa"/>
-            <w:shd w:val="clear" w:color="auto" w:fill="CCCCCC" w:themeFill="text1" w:themeFillTint="33"/>
-          </w:tcPr>
-          <w:p>
-            <w:pPr>
-              <w:rPr>
-                <w:rFonts w:eastAsia="Times New Roman" w:cs="Arial"/>
-                <w:lang w:eastAsia="en-US"/>
-              </w:rPr>
-            </w:pPr>
-          </w:p>
-        </w:tc>
-        <w:tc>
-          <w:tcPr>
-            <w:tcW w:w="1133" w:type="dxa"/>
-            <w:shd w:val="clear" w:color="auto" w:fill="CCCCCC" w:themeFill="text1" w:themeFillTint="33"/>
-          </w:tcPr>
-          <w:p>
-            <w:pPr>
-              <w:rPr>
-                <w:rFonts w:eastAsia="Times New Roman" w:cs="Arial"/>
-                <w:lang w:eastAsia="en-US"/>
-              </w:rPr>
-            </w:pPr>
-          </w:p>
-        </w:tc>
-        <w:tc>
-          <w:tcPr>
-            <w:tcW w:w="1980" w:type="dxa"/>
-            <w:shd w:val="clear" w:color="auto" w:fill="CCCCCC" w:themeFill="text1" w:themeFillTint="33"/>
-          </w:tcPr>
-          <w:p>
-            <w:pPr>
-              <w:rPr>
-                <w:rFonts w:eastAsia="Times New Roman" w:cs="Arial"/>
-                <w:lang w:eastAsia="en-US"/>
-              </w:rPr>
-            </w:pPr>
-          </w:p>
-        </w:tc>
-        <w:tc>
-          <w:tcPr>
-            <w:tcW w:w="884" w:type="dxa"/>
-            <w:shd w:val="clear" w:color="auto" w:fill="CCCCCC" w:themeFill="text1" w:themeFillTint="33"/>
-          </w:tcPr>
-          <w:p>
-            <w:pPr>
-              <w:rPr>
-                <w:rFonts w:eastAsia="Times New Roman" w:cs="Times New Roman"/>
-                <w:lang w:eastAsia="en-US"/>
-              </w:rPr>
-            </w:pPr>
-          </w:p>
-        </w:tc>
-        <w:tc>
-          <w:tcPr>
-            <w:tcW w:w="2160" w:type="dxa"/>
-            <w:shd w:val="clear" w:color="auto" w:fill="CCCCCC" w:themeFill="text1" w:themeFillTint="33"/>
-          </w:tcPr>
-          <w:p>
-            <w:pPr>
-              <w:rPr>
-                <w:rFonts w:eastAsia="Times New Roman" w:cs="Times New Roman"/>
-                <w:lang w:eastAsia="en-US"/>
-              </w:rPr>
-            </w:pPr>
+            <w:shd w:val="clear" w:color="auto" w:fill="FFFFFF"/>
+          </w:tcPr>
+          <w:p>
+            <w:pPr>
+              <w:rPr>
+                <w:rFonts w:eastAsia="Times New Roman" w:cs="Arial"/>
+                <w:lang w:eastAsia="en-US"/>
+              </w:rPr>
+            </w:pPr>
+            <w:proofErr w:type="spellStart"/>
+            <w:r>
+              <w:rPr>
+                <w:kern w:val="0"/>
+                <w:szCs w:val="22"/>
+                <w:lang w:bidi="ar-SA"/>
+              </w:rPr>
+              <w:t>UserProfile</w:t>
+            </w:r>
+            <w:proofErr w:type="spellEnd"/>
+            <w:r>
+              <w:rPr>
+                <w:kern w:val="0"/>
+                <w:szCs w:val="22"/>
+                <w:lang w:bidi="ar-SA"/>
+              </w:rPr>
+              <w:t xml:space="preserve">, </w:t>
+            </w:r>
+            <w:proofErr w:type="spellStart"/>
+            <w:r>
+              <w:rPr>
+                <w:kern w:val="0"/>
+                <w:szCs w:val="22"/>
+                <w:lang w:bidi="ar-SA"/>
+              </w:rPr>
+              <w:t>ResumeRecord</w:t>
+            </w:r>
+            <w:proofErr w:type="spellEnd"/>
+            <w:r>
+              <w:rPr>
+                <w:kern w:val="0"/>
+                <w:szCs w:val="22"/>
+                <w:lang w:bidi="ar-SA"/>
+              </w:rPr>
+              <w:t xml:space="preserve">, </w:t>
+            </w:r>
+            <w:proofErr w:type="spellStart"/>
+            <w:r>
+              <w:rPr>
+                <w:kern w:val="0"/>
+                <w:szCs w:val="22"/>
+                <w:lang w:bidi="ar-SA"/>
+              </w:rPr>
+              <w:t>JobPosting</w:t>
+            </w:r>
+            <w:proofErr w:type="spellEnd"/>
           </w:p>
         </w:tc>
       </w:tr>
     </w:tbl>
-    <w:p/>
     <w:p>
       <w:pPr>
         <w:rPr>
@@ -2962,6 +3125,174 @@
         <w:tc>
           <w:tcPr>
             <w:tcW w:w="1290" w:type="dxa"/>
+            <w:shd w:val="clear" w:color="auto" w:fill="FFFFFF"/>
+          </w:tcPr>
+          <w:p>
+            <w:pPr>
+              <w:rPr>
+                <w:rFonts w:eastAsia="Times New Roman" w:cs="Arial"/>
+                <w:lang w:eastAsia="en-US"/>
+              </w:rPr>
+            </w:pPr>
+            <w:r>
+              <w:rPr>
+                <w:b/>
+                <w:bCs/>
+                <w:kern w:val="0"/>
+                <w:szCs w:val="22"/>
+                <w:lang w:bidi="ar-SA"/>
+              </w:rPr>
+              <w:t>Index</w:t>
+            </w:r>
+            <w:r>
+              <w:rPr>
+                <w:b/>
+                <w:bCs/>
+                <w:kern w:val="0"/>
+                <w:szCs w:val="22"/>
+                <w:lang w:bidi="ar-SA"/>
+              </w:rPr>
+              <w:t>ing Layer</w:t>
+            </w:r>
+          </w:p>
+        </w:tc>
+        <w:tc>
+          <w:tcPr>
+            <w:tcW w:w="1903" w:type="dxa"/>
+            <w:shd w:val="clear" w:color="auto" w:fill="FFFFFF"/>
+          </w:tcPr>
+          <w:p>
+            <w:pPr>
+              <w:rPr>
+                <w:rFonts w:eastAsia="Times New Roman" w:cs="Arial"/>
+                <w:lang w:eastAsia="en-US"/>
+              </w:rPr>
+            </w:pPr>
+            <w:proofErr w:type="spellStart"/>
+            <w:r>
+              <w:rPr>
+                <w:kern w:val="0"/>
+                <w:szCs w:val="22"/>
+                <w:lang w:bidi="ar-SA"/>
+              </w:rPr>
+              <w:t>SearchIndex</w:t>
+            </w:r>
+            <w:proofErr w:type="spellEnd"/>
+          </w:p>
+        </w:tc>
+        <w:tc>
+          <w:tcPr>
+            <w:tcW w:w="1133" w:type="dxa"/>
+            <w:shd w:val="clear" w:color="auto" w:fill="FFFFFF"/>
+          </w:tcPr>
+          <w:p>
+            <w:pPr>
+              <w:rPr>
+                <w:rFonts w:eastAsia="Times New Roman" w:cs="Arial"/>
+                <w:lang w:eastAsia="en-US"/>
+              </w:rPr>
+            </w:pPr>
+            <w:r>
+              <w:rPr>
+                <w:kern w:val="0"/>
+                <w:szCs w:val="22"/>
+                <w:lang w:bidi="ar-SA"/>
+              </w:rPr>
+              <w:t>Data Store</w:t>
+            </w:r>
+          </w:p>
+        </w:tc>
+        <w:tc>
+          <w:tcPr>
+            <w:tcW w:w="1980" w:type="dxa"/>
+            <w:shd w:val="clear" w:color="auto" w:fill="FFFFFF"/>
+          </w:tcPr>
+          <w:p>
+            <w:pPr>
+              <w:rPr>
+                <w:rFonts w:eastAsia="Times New Roman" w:cs="Arial"/>
+                <w:lang w:eastAsia="en-US"/>
+              </w:rPr>
+            </w:pPr>
+            <w:r>
+              <w:rPr>
+                <w:kern w:val="0"/>
+                <w:szCs w:val="22"/>
+                <w:lang w:bidi="ar-SA"/>
+              </w:rPr>
+              <w:t>Stores pre-built indexed entries that map keywords to database record IDs.</w:t>
+            </w:r>
+          </w:p>
+        </w:tc>
+        <w:tc>
+          <w:tcPr>
+            <w:tcW w:w="884" w:type="dxa"/>
+            <w:shd w:val="clear" w:color="auto" w:fill="FFFFFF"/>
+          </w:tcPr>
+          <w:p>
+            <w:pPr>
+              <w:rPr>
+                <w:rFonts w:eastAsia="Times New Roman" w:cs="Arial"/>
+                <w:lang w:eastAsia="en-US"/>
+              </w:rPr>
+            </w:pPr>
+            <w:r>
+              <w:rPr>
+                <w:kern w:val="0"/>
+                <w:szCs w:val="22"/>
+                <w:lang w:bidi="ar-SA"/>
+              </w:rPr>
+              <w:t>2.3.1, 3.3.1</w:t>
+            </w:r>
+          </w:p>
+        </w:tc>
+        <w:tc>
+          <w:tcPr>
+            <w:tcW w:w="2160" w:type="dxa"/>
+            <w:shd w:val="clear" w:color="auto" w:fill="FFFFFF"/>
+          </w:tcPr>
+          <w:p>
+            <w:pPr>
+              <w:rPr>
+                <w:rFonts w:eastAsia="Times New Roman" w:cs="Arial"/>
+                <w:lang w:eastAsia="en-US"/>
+              </w:rPr>
+            </w:pPr>
+            <w:proofErr w:type="spellStart"/>
+            <w:r>
+              <w:rPr>
+                <w:kern w:val="0"/>
+                <w:szCs w:val="22"/>
+                <w:lang w:bidi="ar-SA"/>
+              </w:rPr>
+              <w:t>IndexBuilder</w:t>
+            </w:r>
+            <w:proofErr w:type="spellEnd"/>
+            <w:r>
+              <w:rPr>
+                <w:kern w:val="0"/>
+                <w:szCs w:val="22"/>
+                <w:lang w:bidi="ar-SA"/>
+              </w:rPr>
+              <w:t xml:space="preserve">, </w:t>
+            </w:r>
+            <w:proofErr w:type="spellStart"/>
+            <w:r>
+              <w:rPr>
+                <w:kern w:val="0"/>
+                <w:szCs w:val="22"/>
+                <w:lang w:bidi="ar-SA"/>
+              </w:rPr>
+              <w:t>QueryResolver</w:t>
+            </w:r>
+            <w:proofErr w:type="spellEnd"/>
+          </w:p>
+        </w:tc>
+      </w:tr>
+      <w:tr>
+        <w:tc>
+          <w:tcPr>
+            <w:tcW w:w="1290" w:type="dxa"/>
             <w:shd w:val="clear" w:color="auto" w:fill="CCCCCC" w:themeFill="text1" w:themeFillTint="33"/>
           </w:tcPr>
           <w:p>
@@ -2971,6 +3302,16 @@
                 <w:lang w:eastAsia="en-US"/>
               </w:rPr>
             </w:pPr>
+            <w:r>
+              <w:rPr>
+                <w:b/>
+                <w:bCs/>
+                <w:kern w:val="0"/>
+                <w:szCs w:val="22"/>
+                <w:lang w:bidi="ar-SA"/>
+              </w:rPr>
+              <w:t>Indexing Layer</w:t>
+            </w:r>
           </w:p>
         </w:tc>
         <w:tc>
@@ -2985,6 +3326,16 @@
                 <w:lang w:eastAsia="en-US"/>
               </w:rPr>
             </w:pPr>
+            <w:proofErr w:type="spellStart"/>
+            <w:r>
+              <w:rPr>
+                <w:kern w:val="0"/>
+                <w:szCs w:val="22"/>
+                <w:lang w:bidi="ar-SA"/>
+              </w:rPr>
+              <w:t>IndexBuilder</w:t>
+            </w:r>
+            <w:proofErr w:type="spellEnd"/>
           </w:p>
         </w:tc>
         <w:tc>
@@ -2999,6 +3350,14 @@
                 <w:lang w:eastAsia="en-US"/>
               </w:rPr>
             </w:pPr>
+            <w:r>
+              <w:rPr>
+                <w:kern w:val="0"/>
+                <w:szCs w:val="22"/>
+                <w:lang w:bidi="ar-SA"/>
+              </w:rPr>
+              <w:t>Module</w:t>
+            </w:r>
           </w:p>
         </w:tc>
         <w:tc>
@@ -3013,6 +3372,14 @@
                 <w:lang w:eastAsia="en-US"/>
               </w:rPr>
             </w:pPr>
+            <w:r>
+              <w:rPr>
+                <w:kern w:val="0"/>
+                <w:szCs w:val="22"/>
+                <w:lang w:bidi="ar-SA"/>
+              </w:rPr>
+              <w:t>Builds and updates the search index whenever relevant records are added or modified.</w:t>
+            </w:r>
           </w:p>
         </w:tc>
         <w:tc>
@@ -3023,10 +3390,18 @@
           <w:p>
             <w:pPr>
               <w:rPr>
-                <w:rFonts w:eastAsia="Times New Roman" w:cs="Times New Roman"/>
-                <w:lang w:eastAsia="en-US"/>
-              </w:rPr>
-            </w:pPr>
+                <w:rFonts w:eastAsia="Times New Roman" w:cs="Arial"/>
+                <w:lang w:eastAsia="en-US"/>
+              </w:rPr>
+            </w:pPr>
+            <w:r>
+              <w:rPr>
+                <w:kern w:val="0"/>
+                <w:szCs w:val="22"/>
+                <w:lang w:bidi="ar-SA"/>
+              </w:rPr>
+              <w:t>2.3.5, 3.3.2</w:t>
+            </w:r>
           </w:p>
         </w:tc>
         <w:tc>
@@ -3037,10 +3412,56 @@
           <w:p>
             <w:pPr>
               <w:rPr>
-                <w:rFonts w:eastAsia="Times New Roman" w:cs="Times New Roman"/>
-                <w:lang w:eastAsia="en-US"/>
-              </w:rPr>
-            </w:pPr>
+                <w:rFonts w:eastAsia="Times New Roman" w:cs="Arial"/>
+                <w:lang w:eastAsia="en-US"/>
+              </w:rPr>
+            </w:pPr>
+            <w:proofErr w:type="spellStart"/>
+            <w:r>
+              <w:rPr>
+                <w:kern w:val="0"/>
+                <w:szCs w:val="22"/>
+                <w:lang w:bidi="ar-SA"/>
+              </w:rPr>
+              <w:t>SearchIndex</w:t>
+            </w:r>
+            <w:proofErr w:type="spellEnd"/>
+            <w:r>
+              <w:rPr>
+                <w:kern w:val="0"/>
+                <w:szCs w:val="22"/>
+                <w:lang w:bidi="ar-SA"/>
+              </w:rPr>
+              <w:t xml:space="preserve">, </w:t>
+            </w:r>
+            <w:proofErr w:type="spellStart"/>
+            <w:r>
+              <w:rPr>
+                <w:kern w:val="0"/>
+                <w:szCs w:val="22"/>
+                <w:lang w:bidi="ar-SA"/>
+              </w:rPr>
+              <w:t>JobPosting</w:t>
+            </w:r>
+            <w:proofErr w:type="spellEnd"/>
+            <w:r>
+              <w:rPr>
+                <w:kern w:val="0"/>
+                <w:szCs w:val="22"/>
+                <w:lang w:bidi="ar-SA"/>
+              </w:rPr>
+              <w:t xml:space="preserve">, </w:t>
+            </w:r>
+            <w:proofErr w:type="spellStart"/>
+            <w:r>
+              <w:rPr>
+                <w:kern w:val="0"/>
+                <w:szCs w:val="22"/>
+                <w:lang w:bidi="ar-SA"/>
+              </w:rPr>
+              <w:t>ResumeRecord</w:t>
+            </w:r>
+            <w:proofErr w:type="spellEnd"/>
           </w:p>
         </w:tc>
       </w:tr>
@@ -3048,79 +3469,157 @@
         <w:tc>
           <w:tcPr>
             <w:tcW w:w="1290" w:type="dxa"/>
-          </w:tcPr>
-          <w:p>
-            <w:pPr>
-              <w:rPr>
-                <w:rFonts w:eastAsia="Times New Roman" w:cs="Arial"/>
-                <w:lang w:eastAsia="en-US"/>
-              </w:rPr>
-            </w:pPr>
+            <w:shd w:val="clear" w:color="auto" w:fill="FFFFFF"/>
+          </w:tcPr>
+          <w:p>
+            <w:pPr>
+              <w:rPr>
+                <w:rFonts w:eastAsia="Times New Roman" w:cs="Arial"/>
+                <w:lang w:eastAsia="en-US"/>
+              </w:rPr>
+            </w:pPr>
+            <w:r>
+              <w:rPr>
+                <w:b/>
+                <w:bCs/>
+                <w:kern w:val="0"/>
+                <w:szCs w:val="22"/>
+                <w:lang w:bidi="ar-SA"/>
+              </w:rPr>
+              <w:t>Indexing Layer</w:t>
+            </w:r>
           </w:p>
         </w:tc>
         <w:tc>
           <w:tcPr>
             <w:tcW w:w="1903" w:type="dxa"/>
-          </w:tcPr>
-          <w:p>
-            <w:pPr>
-              <w:rPr>
-                <w:rFonts w:eastAsia="Times New Roman" w:cs="Arial"/>
-                <w:lang w:eastAsia="en-US"/>
-              </w:rPr>
-            </w:pPr>
+            <w:shd w:val="clear" w:color="auto" w:fill="FFFFFF"/>
+          </w:tcPr>
+          <w:p>
+            <w:pPr>
+              <w:rPr>
+                <w:rFonts w:eastAsia="Times New Roman" w:cs="Arial"/>
+                <w:lang w:eastAsia="en-US"/>
+              </w:rPr>
+            </w:pPr>
+            <w:proofErr w:type="spellStart"/>
+            <w:r>
+              <w:rPr>
+                <w:kern w:val="0"/>
+                <w:szCs w:val="22"/>
+                <w:lang w:bidi="ar-SA"/>
+              </w:rPr>
+              <w:t>QueryResolver</w:t>
+            </w:r>
+            <w:proofErr w:type="spellEnd"/>
           </w:p>
         </w:tc>
         <w:tc>
           <w:tcPr>
             <w:tcW w:w="1133" w:type="dxa"/>
-          </w:tcPr>
-          <w:p>
-            <w:pPr>
-              <w:rPr>
-                <w:rFonts w:eastAsia="Times New Roman" w:cs="Arial"/>
-                <w:lang w:eastAsia="en-US"/>
-              </w:rPr>
-            </w:pPr>
+            <w:shd w:val="clear" w:color="auto" w:fill="FFFFFF"/>
+          </w:tcPr>
+          <w:p>
+            <w:pPr>
+              <w:rPr>
+                <w:rFonts w:eastAsia="Times New Roman" w:cs="Arial"/>
+                <w:lang w:eastAsia="en-US"/>
+              </w:rPr>
+            </w:pPr>
+            <w:r>
+              <w:rPr>
+                <w:kern w:val="0"/>
+                <w:szCs w:val="22"/>
+                <w:lang w:bidi="ar-SA"/>
+              </w:rPr>
+              <w:t>Function</w:t>
+            </w:r>
           </w:p>
         </w:tc>
         <w:tc>
           <w:tcPr>
             <w:tcW w:w="1980" w:type="dxa"/>
-          </w:tcPr>
-          <w:p>
-            <w:pPr>
-              <w:rPr>
-                <w:rFonts w:eastAsia="Times New Roman" w:cs="Arial"/>
-                <w:lang w:eastAsia="en-US"/>
-              </w:rPr>
-            </w:pPr>
+            <w:shd w:val="clear" w:color="auto" w:fill="FFFFFF"/>
+          </w:tcPr>
+          <w:p>
+            <w:pPr>
+              <w:rPr>
+                <w:rFonts w:eastAsia="Times New Roman" w:cs="Arial"/>
+                <w:lang w:eastAsia="en-US"/>
+              </w:rPr>
+            </w:pPr>
+            <w:r>
+              <w:rPr>
+                <w:kern w:val="0"/>
+                <w:szCs w:val="22"/>
+                <w:lang w:bidi="ar-SA"/>
+              </w:rPr>
+              <w:t>Maps an incoming search query to matching index entries and returns record IDs.</w:t>
+            </w:r>
           </w:p>
         </w:tc>
         <w:tc>
           <w:tcPr>
             <w:tcW w:w="884" w:type="dxa"/>
-          </w:tcPr>
-          <w:p>
-            <w:pPr>
-              <w:rPr>
-                <w:rFonts w:eastAsia="Times New Roman" w:cs="Times New Roman"/>
-                <w:lang w:eastAsia="en-US"/>
-              </w:rPr>
-            </w:pPr>
+            <w:shd w:val="clear" w:color="auto" w:fill="FFFFFF"/>
+          </w:tcPr>
+          <w:p>
+            <w:pPr>
+              <w:rPr>
+                <w:rFonts w:eastAsia="Times New Roman" w:cs="Arial"/>
+                <w:lang w:eastAsia="en-US"/>
+              </w:rPr>
+            </w:pPr>
+            <w:r>
+              <w:rPr>
+                <w:kern w:val="0"/>
+                <w:szCs w:val="22"/>
+                <w:lang w:bidi="ar-SA"/>
+              </w:rPr>
+              <w:t>2.3.1, 2.3.8, 3.3.1</w:t>
+            </w:r>
           </w:p>
         </w:tc>
         <w:tc>
           <w:tcPr>
             <w:tcW w:w="2160" w:type="dxa"/>
-          </w:tcPr>
-          <w:p>
-            <w:pPr>
-              <w:rPr>
-                <w:rFonts w:eastAsia="Times New Roman" w:cs="Times New Roman"/>
-                <w:lang w:eastAsia="en-US"/>
-              </w:rPr>
-            </w:pPr>
+            <w:shd w:val="clear" w:color="auto" w:fill="FFFFFF"/>
+          </w:tcPr>
+          <w:p>
+            <w:pPr>
+              <w:rPr>
+                <w:rFonts w:eastAsia="Times New Roman" w:cs="Arial"/>
+                <w:lang w:eastAsia="en-US"/>
+              </w:rPr>
+            </w:pPr>
+            <w:proofErr w:type="spellStart"/>
+            <w:r>
+              <w:rPr>
+                <w:kern w:val="0"/>
+                <w:szCs w:val="22"/>
+                <w:lang w:bidi="ar-SA"/>
+              </w:rPr>
+              <w:t>SearchIndex</w:t>
+            </w:r>
+            <w:proofErr w:type="spellEnd"/>
+            <w:r>
+              <w:rPr>
+                <w:kern w:val="0"/>
+                <w:szCs w:val="22"/>
+                <w:lang w:bidi="ar-SA"/>
+              </w:rPr>
+              <w:t xml:space="preserve">, </w:t>
+            </w:r>
+            <w:proofErr w:type="spellStart"/>
+            <w:r>
+              <w:rPr>
+                <w:kern w:val="0"/>
+                <w:szCs w:val="22"/>
+                <w:lang w:bidi="ar-SA"/>
+              </w:rPr>
+              <w:t>FilterProcessor</w:t>
+            </w:r>
+            <w:proofErr w:type="spellEnd"/>
           </w:p>
         </w:tc>
       </w:tr>
@@ -3137,6 +3636,16 @@
                 <w:lang w:eastAsia="en-US"/>
               </w:rPr>
             </w:pPr>
+            <w:r>
+              <w:rPr>
+                <w:b/>
+                <w:bCs/>
+                <w:kern w:val="0"/>
+                <w:szCs w:val="22"/>
+                <w:lang w:bidi="ar-SA"/>
+              </w:rPr>
+              <w:t>Indexing Layer</w:t>
+            </w:r>
           </w:p>
         </w:tc>
         <w:tc>
@@ -3151,6 +3660,16 @@
                 <w:lang w:eastAsia="en-US"/>
               </w:rPr>
             </w:pPr>
+            <w:proofErr w:type="spellStart"/>
+            <w:r>
+              <w:rPr>
+                <w:kern w:val="0"/>
+                <w:szCs w:val="22"/>
+                <w:lang w:bidi="ar-SA"/>
+              </w:rPr>
+              <w:t>FilterProcessor</w:t>
+            </w:r>
+            <w:proofErr w:type="spellEnd"/>
           </w:p>
         </w:tc>
         <w:tc>
@@ -3165,6 +3684,14 @@
                 <w:lang w:eastAsia="en-US"/>
               </w:rPr>
             </w:pPr>
+            <w:r>
+              <w:rPr>
+                <w:kern w:val="0"/>
+                <w:szCs w:val="22"/>
+                <w:lang w:bidi="ar-SA"/>
+              </w:rPr>
+              <w:t>Class</w:t>
+            </w:r>
           </w:p>
         </w:tc>
         <w:tc>
@@ -3179,6 +3706,14 @@
                 <w:lang w:eastAsia="en-US"/>
               </w:rPr>
             </w:pPr>
+            <w:r>
+              <w:rPr>
+                <w:kern w:val="0"/>
+                <w:szCs w:val="22"/>
+                <w:lang w:bidi="ar-SA"/>
+              </w:rPr>
+              <w:t>Applies user-selected filters to a set of index-resolved candidate records.</w:t>
+            </w:r>
           </w:p>
         </w:tc>
         <w:tc>
@@ -3189,10 +3724,18 @@
           <w:p>
             <w:pPr>
               <w:rPr>
-                <w:rFonts w:eastAsia="Times New Roman" w:cs="Times New Roman"/>
-                <w:lang w:eastAsia="en-US"/>
-              </w:rPr>
-            </w:pPr>
+                <w:rFonts w:eastAsia="Times New Roman" w:cs="Arial"/>
+                <w:lang w:eastAsia="en-US"/>
+              </w:rPr>
+            </w:pPr>
+            <w:r>
+              <w:rPr>
+                <w:kern w:val="0"/>
+                <w:szCs w:val="22"/>
+                <w:lang w:bidi="ar-SA"/>
+              </w:rPr>
+              <w:t>2.3.2, 2.3.4, 3.3.4</w:t>
+            </w:r>
           </w:p>
         </w:tc>
         <w:tc>
@@ -3203,10 +3746,38 @@
           <w:p>
             <w:pPr>
               <w:rPr>
-                <w:rFonts w:eastAsia="Times New Roman" w:cs="Times New Roman"/>
-                <w:lang w:eastAsia="en-US"/>
-              </w:rPr>
-            </w:pPr>
+                <w:rFonts w:eastAsia="Times New Roman" w:cs="Arial"/>
+                <w:lang w:eastAsia="en-US"/>
+              </w:rPr>
+            </w:pPr>
+            <w:proofErr w:type="spellStart"/>
+            <w:r>
+              <w:rPr>
+                <w:kern w:val="0"/>
+                <w:szCs w:val="22"/>
+                <w:lang w:bidi="ar-SA"/>
+              </w:rPr>
+              <w:t>QueryResolver</w:t>
+            </w:r>
+            <w:proofErr w:type="spellEnd"/>
+            <w:r>
+              <w:rPr>
+                <w:kern w:val="0"/>
+                <w:szCs w:val="22"/>
+                <w:lang w:bidi="ar-SA"/>
+              </w:rPr>
+              <w:t xml:space="preserve">, </w:t>
+            </w:r>
+            <w:proofErr w:type="spellStart"/>
+            <w:r>
+              <w:rPr>
+                <w:kern w:val="0"/>
+                <w:szCs w:val="22"/>
+                <w:lang w:bidi="ar-SA"/>
+              </w:rPr>
+              <w:t>SearchFilter</w:t>
+            </w:r>
+            <w:proofErr w:type="spellEnd"/>
           </w:p>
         </w:tc>
       </w:tr>
@@ -3214,79 +3785,157 @@
         <w:tc>
           <w:tcPr>
             <w:tcW w:w="1290" w:type="dxa"/>
-          </w:tcPr>
-          <w:p>
-            <w:pPr>
-              <w:rPr>
-                <w:rFonts w:eastAsia="Times New Roman" w:cs="Arial"/>
-                <w:lang w:eastAsia="en-US"/>
-              </w:rPr>
-            </w:pPr>
+            <w:shd w:val="clear" w:color="auto" w:fill="FFFFFF"/>
+          </w:tcPr>
+          <w:p>
+            <w:pPr>
+              <w:rPr>
+                <w:rFonts w:eastAsia="Times New Roman" w:cs="Arial"/>
+                <w:lang w:eastAsia="en-US"/>
+              </w:rPr>
+            </w:pPr>
+            <w:r>
+              <w:rPr>
+                <w:b/>
+                <w:bCs/>
+                <w:kern w:val="0"/>
+                <w:szCs w:val="22"/>
+                <w:lang w:bidi="ar-SA"/>
+              </w:rPr>
+              <w:t>Indexing Layer</w:t>
+            </w:r>
           </w:p>
         </w:tc>
         <w:tc>
           <w:tcPr>
             <w:tcW w:w="1903" w:type="dxa"/>
-          </w:tcPr>
-          <w:p>
-            <w:pPr>
-              <w:rPr>
-                <w:rFonts w:eastAsia="Times New Roman" w:cs="Arial"/>
-                <w:lang w:eastAsia="en-US"/>
-              </w:rPr>
-            </w:pPr>
+            <w:shd w:val="clear" w:color="auto" w:fill="FFFFFF"/>
+          </w:tcPr>
+          <w:p>
+            <w:pPr>
+              <w:rPr>
+                <w:rFonts w:eastAsia="Times New Roman" w:cs="Arial"/>
+                <w:lang w:eastAsia="en-US"/>
+              </w:rPr>
+            </w:pPr>
+            <w:proofErr w:type="spellStart"/>
+            <w:r>
+              <w:rPr>
+                <w:kern w:val="0"/>
+                <w:szCs w:val="22"/>
+                <w:lang w:bidi="ar-SA"/>
+              </w:rPr>
+              <w:t>SearchFilter</w:t>
+            </w:r>
+            <w:proofErr w:type="spellEnd"/>
           </w:p>
         </w:tc>
         <w:tc>
           <w:tcPr>
             <w:tcW w:w="1133" w:type="dxa"/>
-          </w:tcPr>
-          <w:p>
-            <w:pPr>
-              <w:rPr>
-                <w:rFonts w:eastAsia="Times New Roman" w:cs="Arial"/>
-                <w:lang w:eastAsia="en-US"/>
-              </w:rPr>
-            </w:pPr>
+            <w:shd w:val="clear" w:color="auto" w:fill="FFFFFF"/>
+          </w:tcPr>
+          <w:p>
+            <w:pPr>
+              <w:rPr>
+                <w:rFonts w:eastAsia="Times New Roman" w:cs="Arial"/>
+                <w:lang w:eastAsia="en-US"/>
+              </w:rPr>
+            </w:pPr>
+            <w:r>
+              <w:rPr>
+                <w:kern w:val="0"/>
+                <w:szCs w:val="22"/>
+                <w:lang w:bidi="ar-SA"/>
+              </w:rPr>
+              <w:t>Object</w:t>
+            </w:r>
           </w:p>
         </w:tc>
         <w:tc>
           <w:tcPr>
             <w:tcW w:w="1980" w:type="dxa"/>
-          </w:tcPr>
-          <w:p>
-            <w:pPr>
-              <w:rPr>
-                <w:rFonts w:eastAsia="Times New Roman" w:cs="Arial"/>
-                <w:lang w:eastAsia="en-US"/>
-              </w:rPr>
-            </w:pPr>
+            <w:shd w:val="clear" w:color="auto" w:fill="FFFFFF"/>
+          </w:tcPr>
+          <w:p>
+            <w:pPr>
+              <w:rPr>
+                <w:rFonts w:eastAsia="Times New Roman" w:cs="Arial"/>
+                <w:lang w:eastAsia="en-US"/>
+              </w:rPr>
+            </w:pPr>
+            <w:r>
+              <w:rPr>
+                <w:kern w:val="0"/>
+                <w:szCs w:val="22"/>
+                <w:lang w:bidi="ar-SA"/>
+              </w:rPr>
+              <w:t>Represents the collection of filter criteria selected for a given search request.</w:t>
+            </w:r>
           </w:p>
         </w:tc>
         <w:tc>
           <w:tcPr>
             <w:tcW w:w="884" w:type="dxa"/>
-          </w:tcPr>
-          <w:p>
-            <w:pPr>
-              <w:rPr>
-                <w:rFonts w:eastAsia="Times New Roman" w:cs="Times New Roman"/>
-                <w:lang w:eastAsia="en-US"/>
-              </w:rPr>
-            </w:pPr>
+            <w:shd w:val="clear" w:color="auto" w:fill="FFFFFF"/>
+          </w:tcPr>
+          <w:p>
+            <w:pPr>
+              <w:rPr>
+                <w:rFonts w:eastAsia="Times New Roman" w:cs="Arial"/>
+                <w:lang w:eastAsia="en-US"/>
+              </w:rPr>
+            </w:pPr>
+            <w:r>
+              <w:rPr>
+                <w:kern w:val="0"/>
+                <w:szCs w:val="22"/>
+                <w:lang w:bidi="ar-SA"/>
+              </w:rPr>
+              <w:t>2.3.2, 2.3.7, 3.3.3</w:t>
+            </w:r>
           </w:p>
         </w:tc>
         <w:tc>
           <w:tcPr>
             <w:tcW w:w="2160" w:type="dxa"/>
-          </w:tcPr>
-          <w:p>
-            <w:pPr>
-              <w:rPr>
-                <w:rFonts w:eastAsia="Times New Roman" w:cs="Times New Roman"/>
-                <w:lang w:eastAsia="en-US"/>
-              </w:rPr>
-            </w:pPr>
+            <w:shd w:val="clear" w:color="auto" w:fill="FFFFFF"/>
+          </w:tcPr>
+          <w:p>
+            <w:pPr>
+              <w:rPr>
+                <w:rFonts w:eastAsia="Times New Roman" w:cs="Arial"/>
+                <w:lang w:eastAsia="en-US"/>
+              </w:rPr>
+            </w:pPr>
+            <w:proofErr w:type="spellStart"/>
+            <w:r>
+              <w:rPr>
+                <w:kern w:val="0"/>
+                <w:szCs w:val="22"/>
+                <w:lang w:bidi="ar-SA"/>
+              </w:rPr>
+              <w:t>FilterProcessor</w:t>
+            </w:r>
+            <w:proofErr w:type="spellEnd"/>
+            <w:r>
+              <w:rPr>
+                <w:kern w:val="0"/>
+                <w:szCs w:val="22"/>
+                <w:lang w:bidi="ar-SA"/>
+              </w:rPr>
+              <w:t xml:space="preserve">, </w:t>
+            </w:r>
+            <w:proofErr w:type="spellStart"/>
+            <w:r>
+              <w:rPr>
+                <w:kern w:val="0"/>
+                <w:szCs w:val="22"/>
+                <w:lang w:bidi="ar-SA"/>
+              </w:rPr>
+              <w:t>QueryResolver</w:t>
+            </w:r>
+            <w:proofErr w:type="spellEnd"/>
           </w:p>
         </w:tc>
       </w:tr>
@@ -3303,6 +3952,16 @@
                 <w:lang w:eastAsia="en-US"/>
               </w:rPr>
             </w:pPr>
+            <w:r>
+              <w:rPr>
+                <w:b/>
+                <w:bCs/>
+                <w:kern w:val="0"/>
+                <w:szCs w:val="22"/>
+                <w:lang w:bidi="ar-SA"/>
+              </w:rPr>
+              <w:t>Indexing Layer</w:t>
+            </w:r>
           </w:p>
         </w:tc>
         <w:tc>
@@ -3317,6 +3976,16 @@
                 <w:lang w:eastAsia="en-US"/>
               </w:rPr>
             </w:pPr>
+            <w:proofErr w:type="spellStart"/>
+            <w:r>
+              <w:rPr>
+                <w:kern w:val="0"/>
+                <w:szCs w:val="22"/>
+                <w:lang w:bidi="ar-SA"/>
+              </w:rPr>
+              <w:t>indexQuery</w:t>
+            </w:r>
+            <w:proofErr w:type="spellEnd"/>
           </w:p>
         </w:tc>
         <w:tc>
@@ -3331,6 +4000,14 @@
                 <w:lang w:eastAsia="en-US"/>
               </w:rPr>
             </w:pPr>
+            <w:r>
+              <w:rPr>
+                <w:kern w:val="0"/>
+                <w:szCs w:val="22"/>
+                <w:lang w:bidi="ar-SA"/>
+              </w:rPr>
+              <w:t>Variable</w:t>
+            </w:r>
           </w:p>
         </w:tc>
         <w:tc>
@@ -3345,6 +4022,14 @@
                 <w:lang w:eastAsia="en-US"/>
               </w:rPr>
             </w:pPr>
+            <w:r>
+              <w:rPr>
+                <w:kern w:val="0"/>
+                <w:szCs w:val="22"/>
+                <w:lang w:bidi="ar-SA"/>
+              </w:rPr>
+              <w:t>Stores the normalized search query string used to look up entries in the index.</w:t>
+            </w:r>
           </w:p>
         </w:tc>
         <w:tc>
@@ -3355,10 +4040,18 @@
           <w:p>
             <w:pPr>
               <w:rPr>
-                <w:rFonts w:eastAsia="Times New Roman" w:cs="Times New Roman"/>
-                <w:lang w:eastAsia="en-US"/>
-              </w:rPr>
-            </w:pPr>
+                <w:rFonts w:eastAsia="Times New Roman" w:cs="Arial"/>
+                <w:lang w:eastAsia="en-US"/>
+              </w:rPr>
+            </w:pPr>
+            <w:r>
+              <w:rPr>
+                <w:kern w:val="0"/>
+                <w:szCs w:val="22"/>
+                <w:lang w:bidi="ar-SA"/>
+              </w:rPr>
+              <w:t>2.3.1, 3.3.1</w:t>
+            </w:r>
           </w:p>
         </w:tc>
         <w:tc>
@@ -3369,10 +4062,20 @@
           <w:p>
             <w:pPr>
               <w:rPr>
-                <w:rFonts w:eastAsia="Times New Roman" w:cs="Times New Roman"/>
-                <w:lang w:eastAsia="en-US"/>
-              </w:rPr>
-            </w:pPr>
+                <w:rFonts w:eastAsia="Times New Roman" w:cs="Arial"/>
+                <w:lang w:eastAsia="en-US"/>
+              </w:rPr>
+            </w:pPr>
+            <w:proofErr w:type="spellStart"/>
+            <w:r>
+              <w:rPr>
+                <w:kern w:val="0"/>
+                <w:szCs w:val="22"/>
+                <w:lang w:bidi="ar-SA"/>
+              </w:rPr>
+              <w:t>QueryResolver</w:t>
+            </w:r>
+            <w:proofErr w:type="spellEnd"/>
           </w:p>
         </w:tc>
       </w:tr>
@@ -3380,79 +4083,167 @@
         <w:tc>
           <w:tcPr>
             <w:tcW w:w="1290" w:type="dxa"/>
-          </w:tcPr>
-          <w:p>
-            <w:pPr>
-              <w:rPr>
-                <w:rFonts w:eastAsia="Times New Roman" w:cs="Arial"/>
-                <w:lang w:eastAsia="en-US"/>
-              </w:rPr>
-            </w:pPr>
+            <w:shd w:val="clear" w:color="auto" w:fill="FFFFFF"/>
+          </w:tcPr>
+          <w:p>
+            <w:pPr>
+              <w:rPr>
+                <w:rFonts w:eastAsia="Times New Roman" w:cs="Arial"/>
+                <w:lang w:eastAsia="en-US"/>
+              </w:rPr>
+            </w:pPr>
+            <w:r>
+              <w:rPr>
+                <w:b/>
+                <w:bCs/>
+                <w:kern w:val="0"/>
+                <w:szCs w:val="22"/>
+                <w:lang w:bidi="ar-SA"/>
+              </w:rPr>
+              <w:t>Indexing Layer</w:t>
+            </w:r>
           </w:p>
         </w:tc>
         <w:tc>
           <w:tcPr>
             <w:tcW w:w="1903" w:type="dxa"/>
-          </w:tcPr>
-          <w:p>
-            <w:pPr>
-              <w:rPr>
-                <w:rFonts w:eastAsia="Times New Roman" w:cs="Arial"/>
-                <w:lang w:eastAsia="en-US"/>
-              </w:rPr>
-            </w:pPr>
+            <w:shd w:val="clear" w:color="auto" w:fill="FFFFFF"/>
+          </w:tcPr>
+          <w:p>
+            <w:pPr>
+              <w:rPr>
+                <w:rFonts w:eastAsia="Times New Roman" w:cs="Arial"/>
+                <w:lang w:eastAsia="en-US"/>
+              </w:rPr>
+            </w:pPr>
+            <w:proofErr w:type="spellStart"/>
+            <w:r>
+              <w:rPr>
+                <w:kern w:val="0"/>
+                <w:szCs w:val="22"/>
+                <w:lang w:bidi="ar-SA"/>
+              </w:rPr>
+              <w:t>WildcardMatcher</w:t>
+            </w:r>
+            <w:proofErr w:type="spellEnd"/>
           </w:p>
         </w:tc>
         <w:tc>
           <w:tcPr>
             <w:tcW w:w="1133" w:type="dxa"/>
-          </w:tcPr>
-          <w:p>
-            <w:pPr>
-              <w:rPr>
-                <w:rFonts w:eastAsia="Times New Roman" w:cs="Arial"/>
-                <w:lang w:eastAsia="en-US"/>
-              </w:rPr>
-            </w:pPr>
+            <w:shd w:val="clear" w:color="auto" w:fill="FFFFFF"/>
+          </w:tcPr>
+          <w:p>
+            <w:pPr>
+              <w:rPr>
+                <w:rFonts w:eastAsia="Times New Roman" w:cs="Arial"/>
+                <w:lang w:eastAsia="en-US"/>
+              </w:rPr>
+            </w:pPr>
+            <w:r>
+              <w:rPr>
+                <w:kern w:val="0"/>
+                <w:szCs w:val="22"/>
+                <w:lang w:bidi="ar-SA"/>
+              </w:rPr>
+              <w:t>Module</w:t>
+            </w:r>
           </w:p>
         </w:tc>
         <w:tc>
           <w:tcPr>
             <w:tcW w:w="1980" w:type="dxa"/>
-          </w:tcPr>
-          <w:p>
-            <w:pPr>
-              <w:rPr>
-                <w:rFonts w:eastAsia="Times New Roman" w:cs="Arial"/>
-                <w:lang w:eastAsia="en-US"/>
-              </w:rPr>
-            </w:pPr>
+            <w:shd w:val="clear" w:color="auto" w:fill="FFFFFF"/>
+          </w:tcPr>
+          <w:p>
+            <w:pPr>
+              <w:rPr>
+                <w:rFonts w:eastAsia="Times New Roman" w:cs="Arial"/>
+                <w:lang w:eastAsia="en-US"/>
+              </w:rPr>
+            </w:pPr>
+            <w:r>
+              <w:rPr>
+                <w:kern w:val="0"/>
+                <w:szCs w:val="22"/>
+                <w:lang w:bidi="ar-SA"/>
+              </w:rPr>
+              <w:t xml:space="preserve">Expands wildcard patterns in a query to match partial keyword </w:t>
+            </w:r>
+            <w:r>
+              <w:rPr>
+                <w:kern w:val="0"/>
+                <w:szCs w:val="22"/>
+                <w:lang w:bidi="ar-SA"/>
+              </w:rPr>
+              <w:lastRenderedPageBreak/>
+              <w:t>entries in the index.</w:t>
+            </w:r>
           </w:p>
         </w:tc>
         <w:tc>
           <w:tcPr>
             <w:tcW w:w="884" w:type="dxa"/>
-          </w:tcPr>
-          <w:p>
-            <w:pPr>
-              <w:rPr>
-                <w:rFonts w:eastAsia="Times New Roman" w:cs="Times New Roman"/>
-                <w:lang w:eastAsia="en-US"/>
-              </w:rPr>
-            </w:pPr>
+            <w:shd w:val="clear" w:color="auto" w:fill="FFFFFF"/>
+          </w:tcPr>
+          <w:p>
+            <w:pPr>
+              <w:rPr>
+                <w:rFonts w:eastAsia="Times New Roman" w:cs="Arial"/>
+                <w:lang w:eastAsia="en-US"/>
+              </w:rPr>
+            </w:pPr>
+            <w:r>
+              <w:rPr>
+                <w:kern w:val="0"/>
+                <w:szCs w:val="22"/>
+                <w:lang w:bidi="ar-SA"/>
+              </w:rPr>
+              <w:lastRenderedPageBreak/>
+              <w:t>2.3.7</w:t>
+            </w:r>
           </w:p>
         </w:tc>
         <w:tc>
           <w:tcPr>
             <w:tcW w:w="2160" w:type="dxa"/>
-          </w:tcPr>
-          <w:p>
-            <w:pPr>
-              <w:rPr>
-                <w:rFonts w:eastAsia="Times New Roman" w:cs="Times New Roman"/>
-                <w:lang w:eastAsia="en-US"/>
-              </w:rPr>
-            </w:pPr>
+            <w:shd w:val="clear" w:color="auto" w:fill="FFFFFF"/>
+          </w:tcPr>
+          <w:p>
+            <w:pPr>
+              <w:rPr>
+                <w:rFonts w:eastAsia="Times New Roman" w:cs="Arial"/>
+                <w:lang w:eastAsia="en-US"/>
+              </w:rPr>
+            </w:pPr>
+            <w:proofErr w:type="spellStart"/>
+            <w:r>
+              <w:rPr>
+                <w:kern w:val="0"/>
+                <w:szCs w:val="22"/>
+                <w:lang w:bidi="ar-SA"/>
+              </w:rPr>
+              <w:t>QueryResolver</w:t>
+            </w:r>
+            <w:proofErr w:type="spellEnd"/>
+            <w:r>
+              <w:rPr>
+                <w:kern w:val="0"/>
+                <w:szCs w:val="22"/>
+                <w:lang w:bidi="ar-SA"/>
+              </w:rPr>
+              <w:t xml:space="preserve">, </w:t>
+            </w:r>
+            <w:proofErr w:type="spellStart"/>
+            <w:r>
+              <w:rPr>
+                <w:kern w:val="0"/>
+                <w:szCs w:val="22"/>
+                <w:lang w:bidi="ar-SA"/>
+              </w:rPr>
+              <w:t>SearchIndex</w:t>
+            </w:r>
+            <w:proofErr w:type="spellEnd"/>
           </w:p>
         </w:tc>
       </w:tr>
@@ -3469,6 +4260,16 @@
                 <w:lang w:eastAsia="en-US"/>
               </w:rPr>
             </w:pPr>
+            <w:r>
+              <w:rPr>
+                <w:b/>
+                <w:bCs/>
+                <w:kern w:val="0"/>
+                <w:szCs w:val="22"/>
+                <w:lang w:bidi="ar-SA"/>
+              </w:rPr>
+              <w:t>Indexing Layer</w:t>
+            </w:r>
           </w:p>
         </w:tc>
         <w:tc>
@@ -3483,6 +4284,16 @@
                 <w:lang w:eastAsia="en-US"/>
               </w:rPr>
             </w:pPr>
+            <w:proofErr w:type="spellStart"/>
+            <w:r>
+              <w:rPr>
+                <w:kern w:val="0"/>
+                <w:szCs w:val="22"/>
+                <w:lang w:bidi="ar-SA"/>
+              </w:rPr>
+              <w:t>AutocompleteIndex</w:t>
+            </w:r>
+            <w:proofErr w:type="spellEnd"/>
           </w:p>
         </w:tc>
         <w:tc>
@@ -3497,6 +4308,14 @@
                 <w:lang w:eastAsia="en-US"/>
               </w:rPr>
             </w:pPr>
+            <w:r>
+              <w:rPr>
+                <w:kern w:val="0"/>
+                <w:szCs w:val="22"/>
+                <w:lang w:bidi="ar-SA"/>
+              </w:rPr>
+              <w:t>Data Store</w:t>
+            </w:r>
           </w:p>
         </w:tc>
         <w:tc>
@@ -3511,6 +4330,14 @@
                 <w:lang w:eastAsia="en-US"/>
               </w:rPr>
             </w:pPr>
+            <w:r>
+              <w:rPr>
+                <w:kern w:val="0"/>
+                <w:szCs w:val="22"/>
+                <w:lang w:bidi="ar-SA"/>
+              </w:rPr>
+              <w:t>Stores prefix-keyed term suggestions used by the search bar autocomplete function.</w:t>
+            </w:r>
           </w:p>
         </w:tc>
         <w:tc>
@@ -3521,10 +4348,18 @@
           <w:p>
             <w:pPr>
               <w:rPr>
-                <w:rFonts w:eastAsia="Times New Roman" w:cs="Times New Roman"/>
-                <w:lang w:eastAsia="en-US"/>
-              </w:rPr>
-            </w:pPr>
+                <w:rFonts w:eastAsia="Times New Roman" w:cs="Arial"/>
+                <w:lang w:eastAsia="en-US"/>
+              </w:rPr>
+            </w:pPr>
+            <w:r>
+              <w:rPr>
+                <w:kern w:val="0"/>
+                <w:szCs w:val="22"/>
+                <w:lang w:bidi="ar-SA"/>
+              </w:rPr>
+              <w:t>2.3.6</w:t>
+            </w:r>
           </w:p>
         </w:tc>
         <w:tc>
@@ -3535,10 +4370,38 @@
           <w:p>
             <w:pPr>
               <w:rPr>
-                <w:rFonts w:eastAsia="Times New Roman" w:cs="Times New Roman"/>
-                <w:lang w:eastAsia="en-US"/>
-              </w:rPr>
-            </w:pPr>
+                <w:rFonts w:eastAsia="Times New Roman" w:cs="Arial"/>
+                <w:lang w:eastAsia="en-US"/>
+              </w:rPr>
+            </w:pPr>
+            <w:proofErr w:type="spellStart"/>
+            <w:r>
+              <w:rPr>
+                <w:kern w:val="0"/>
+                <w:szCs w:val="22"/>
+                <w:lang w:bidi="ar-SA"/>
+              </w:rPr>
+              <w:t>IndexBuilder</w:t>
+            </w:r>
+            <w:proofErr w:type="spellEnd"/>
+            <w:r>
+              <w:rPr>
+                <w:kern w:val="0"/>
+                <w:szCs w:val="22"/>
+                <w:lang w:bidi="ar-SA"/>
+              </w:rPr>
+              <w:t xml:space="preserve">, </w:t>
+            </w:r>
+            <w:proofErr w:type="spellStart"/>
+            <w:r>
+              <w:rPr>
+                <w:kern w:val="0"/>
+                <w:szCs w:val="22"/>
+                <w:lang w:bidi="ar-SA"/>
+              </w:rPr>
+              <w:t>SearchIndex</w:t>
+            </w:r>
+            <w:proofErr w:type="spellEnd"/>
           </w:p>
         </w:tc>
       </w:tr>
@@ -3546,165 +4409,157 @@
         <w:tc>
           <w:tcPr>
             <w:tcW w:w="1290" w:type="dxa"/>
-          </w:tcPr>
-          <w:p>
-            <w:pPr>
-              <w:rPr>
-                <w:rFonts w:eastAsia="Times New Roman" w:cs="Arial"/>
-                <w:lang w:eastAsia="en-US"/>
-              </w:rPr>
-            </w:pPr>
+            <w:shd w:val="clear" w:color="auto" w:fill="FFFFFF"/>
+          </w:tcPr>
+          <w:p>
+            <w:pPr>
+              <w:rPr>
+                <w:rFonts w:eastAsia="Times New Roman" w:cs="Arial"/>
+                <w:lang w:eastAsia="en-US"/>
+              </w:rPr>
+            </w:pPr>
+            <w:r>
+              <w:rPr>
+                <w:b/>
+                <w:bCs/>
+                <w:kern w:val="0"/>
+                <w:szCs w:val="22"/>
+                <w:lang w:bidi="ar-SA"/>
+              </w:rPr>
+              <w:t>Indexing Layer</w:t>
+            </w:r>
           </w:p>
         </w:tc>
         <w:tc>
           <w:tcPr>
             <w:tcW w:w="1903" w:type="dxa"/>
-          </w:tcPr>
-          <w:p>
-            <w:pPr>
-              <w:rPr>
-                <w:rFonts w:eastAsia="Times New Roman" w:cs="Arial"/>
-                <w:lang w:eastAsia="en-US"/>
-              </w:rPr>
-            </w:pPr>
+            <w:shd w:val="clear" w:color="auto" w:fill="FFFFFF"/>
+          </w:tcPr>
+          <w:p>
+            <w:pPr>
+              <w:rPr>
+                <w:rFonts w:eastAsia="Times New Roman" w:cs="Arial"/>
+                <w:lang w:eastAsia="en-US"/>
+              </w:rPr>
+            </w:pPr>
+            <w:proofErr w:type="spellStart"/>
+            <w:r>
+              <w:rPr>
+                <w:kern w:val="0"/>
+                <w:szCs w:val="22"/>
+                <w:lang w:bidi="ar-SA"/>
+              </w:rPr>
+              <w:t>indexResults</w:t>
+            </w:r>
+            <w:proofErr w:type="spellEnd"/>
           </w:p>
         </w:tc>
         <w:tc>
           <w:tcPr>
             <w:tcW w:w="1133" w:type="dxa"/>
-          </w:tcPr>
-          <w:p>
-            <w:pPr>
-              <w:rPr>
-                <w:rFonts w:eastAsia="Times New Roman" w:cs="Arial"/>
-                <w:lang w:eastAsia="en-US"/>
-              </w:rPr>
-            </w:pPr>
+            <w:shd w:val="clear" w:color="auto" w:fill="FFFFFF"/>
+          </w:tcPr>
+          <w:p>
+            <w:pPr>
+              <w:rPr>
+                <w:rFonts w:eastAsia="Times New Roman" w:cs="Arial"/>
+                <w:lang w:eastAsia="en-US"/>
+              </w:rPr>
+            </w:pPr>
+            <w:r>
+              <w:rPr>
+                <w:kern w:val="0"/>
+                <w:szCs w:val="22"/>
+                <w:lang w:bidi="ar-SA"/>
+              </w:rPr>
+              <w:t>Variable</w:t>
+            </w:r>
           </w:p>
         </w:tc>
         <w:tc>
           <w:tcPr>
             <w:tcW w:w="1980" w:type="dxa"/>
-          </w:tcPr>
-          <w:p>
-            <w:pPr>
-              <w:rPr>
-                <w:rFonts w:eastAsia="Times New Roman" w:cs="Arial"/>
-                <w:lang w:eastAsia="en-US"/>
-              </w:rPr>
-            </w:pPr>
+            <w:shd w:val="clear" w:color="auto" w:fill="FFFFFF"/>
+          </w:tcPr>
+          <w:p>
+            <w:pPr>
+              <w:rPr>
+                <w:rFonts w:eastAsia="Times New Roman" w:cs="Arial"/>
+                <w:lang w:eastAsia="en-US"/>
+              </w:rPr>
+            </w:pPr>
+            <w:r>
+              <w:rPr>
+                <w:kern w:val="0"/>
+                <w:szCs w:val="22"/>
+                <w:lang w:bidi="ar-SA"/>
+              </w:rPr>
+              <w:t>Stores the list of record IDs returned by the index lookup before data retrieval.</w:t>
+            </w:r>
           </w:p>
         </w:tc>
         <w:tc>
           <w:tcPr>
             <w:tcW w:w="884" w:type="dxa"/>
-          </w:tcPr>
-          <w:p>
-            <w:pPr>
-              <w:rPr>
-                <w:rFonts w:eastAsia="Times New Roman" w:cs="Times New Roman"/>
-                <w:lang w:eastAsia="en-US"/>
-              </w:rPr>
-            </w:pPr>
+            <w:shd w:val="clear" w:color="auto" w:fill="FFFFFF"/>
+          </w:tcPr>
+          <w:p>
+            <w:pPr>
+              <w:rPr>
+                <w:rFonts w:eastAsia="Times New Roman" w:cs="Arial"/>
+                <w:lang w:eastAsia="en-US"/>
+              </w:rPr>
+            </w:pPr>
+            <w:r>
+              <w:rPr>
+                <w:kern w:val="0"/>
+                <w:szCs w:val="22"/>
+                <w:lang w:bidi="ar-SA"/>
+              </w:rPr>
+              <w:t>2.3.5, 3.3.2</w:t>
+            </w:r>
           </w:p>
         </w:tc>
         <w:tc>
           <w:tcPr>
             <w:tcW w:w="2160" w:type="dxa"/>
-          </w:tcPr>
-          <w:p>
-            <w:pPr>
-              <w:rPr>
-                <w:rFonts w:eastAsia="Times New Roman" w:cs="Times New Roman"/>
-                <w:lang w:eastAsia="en-US"/>
-              </w:rPr>
-            </w:pPr>
-          </w:p>
-        </w:tc>
-      </w:tr>
-      <w:tr>
-        <w:tc>
-          <w:tcPr>
-            <w:tcW w:w="1290" w:type="dxa"/>
-            <w:shd w:val="clear" w:color="auto" w:fill="CCCCCC" w:themeFill="text1" w:themeFillTint="33"/>
-          </w:tcPr>
-          <w:p>
-            <w:pPr>
-              <w:rPr>
-                <w:rFonts w:eastAsia="Times New Roman" w:cs="Arial"/>
-                <w:lang w:eastAsia="en-US"/>
-              </w:rPr>
-            </w:pPr>
-          </w:p>
-        </w:tc>
-        <w:tc>
-          <w:tcPr>
-            <w:tcW w:w="1903" w:type="dxa"/>
-            <w:shd w:val="clear" w:color="auto" w:fill="CCCCCC" w:themeFill="text1" w:themeFillTint="33"/>
-          </w:tcPr>
-          <w:p>
-            <w:pPr>
-              <w:rPr>
-                <w:rFonts w:eastAsia="Times New Roman" w:cs="Arial"/>
-                <w:lang w:eastAsia="en-US"/>
-              </w:rPr>
-            </w:pPr>
-          </w:p>
-        </w:tc>
-        <w:tc>
-          <w:tcPr>
-            <w:tcW w:w="1133" w:type="dxa"/>
-            <w:shd w:val="clear" w:color="auto" w:fill="CCCCCC" w:themeFill="text1" w:themeFillTint="33"/>
-          </w:tcPr>
-          <w:p>
-            <w:pPr>
-              <w:rPr>
-                <w:rFonts w:eastAsia="Times New Roman" w:cs="Arial"/>
-                <w:lang w:eastAsia="en-US"/>
-              </w:rPr>
-            </w:pPr>
-          </w:p>
-        </w:tc>
-        <w:tc>
-          <w:tcPr>
-            <w:tcW w:w="1980" w:type="dxa"/>
-            <w:shd w:val="clear" w:color="auto" w:fill="CCCCCC" w:themeFill="text1" w:themeFillTint="33"/>
-          </w:tcPr>
-          <w:p>
-            <w:pPr>
-              <w:rPr>
-                <w:rFonts w:eastAsia="Times New Roman" w:cs="Arial"/>
-                <w:lang w:eastAsia="en-US"/>
-              </w:rPr>
-            </w:pPr>
-          </w:p>
-        </w:tc>
-        <w:tc>
-          <w:tcPr>
-            <w:tcW w:w="884" w:type="dxa"/>
-            <w:shd w:val="clear" w:color="auto" w:fill="CCCCCC" w:themeFill="text1" w:themeFillTint="33"/>
-          </w:tcPr>
-          <w:p>
-            <w:pPr>
-              <w:rPr>
-                <w:rFonts w:eastAsia="Times New Roman" w:cs="Times New Roman"/>
-                <w:lang w:eastAsia="en-US"/>
-              </w:rPr>
-            </w:pPr>
-          </w:p>
-        </w:tc>
-        <w:tc>
-          <w:tcPr>
-            <w:tcW w:w="2160" w:type="dxa"/>
-            <w:shd w:val="clear" w:color="auto" w:fill="CCCCCC" w:themeFill="text1" w:themeFillTint="33"/>
-          </w:tcPr>
-          <w:p>
-            <w:pPr>
-              <w:rPr>
-                <w:rFonts w:eastAsia="Times New Roman" w:cs="Times New Roman"/>
-                <w:lang w:eastAsia="en-US"/>
-              </w:rPr>
-            </w:pPr>
+            <w:shd w:val="clear" w:color="auto" w:fill="FFFFFF"/>
+          </w:tcPr>
+          <w:p>
+            <w:pPr>
+              <w:rPr>
+                <w:rFonts w:eastAsia="Times New Roman" w:cs="Arial"/>
+                <w:lang w:eastAsia="en-US"/>
+              </w:rPr>
+            </w:pPr>
+            <w:proofErr w:type="spellStart"/>
+            <w:r>
+              <w:rPr>
+                <w:kern w:val="0"/>
+                <w:szCs w:val="22"/>
+                <w:lang w:bidi="ar-SA"/>
+              </w:rPr>
+              <w:t>QueryResolver</w:t>
+            </w:r>
+            <w:proofErr w:type="spellEnd"/>
+            <w:r>
+              <w:rPr>
+                <w:kern w:val="0"/>
+                <w:szCs w:val="22"/>
+                <w:lang w:bidi="ar-SA"/>
+              </w:rPr>
+              <w:t xml:space="preserve">, </w:t>
+            </w:r>
+            <w:proofErr w:type="spellStart"/>
+            <w:r>
+              <w:rPr>
+                <w:kern w:val="0"/>
+                <w:szCs w:val="22"/>
+                <w:lang w:bidi="ar-SA"/>
+              </w:rPr>
+              <w:t>FilterProcessor</w:t>
+            </w:r>
+            <w:proofErr w:type="spellEnd"/>
           </w:p>
         </w:tc>
       </w:tr>
